--- a/lab 18-19 rpm/18-19 rpm saetov.docx
+++ b/lab 18-19 rpm/18-19 rpm saetov.docx
@@ -41,7 +41,39 @@
           <w:sz w:val="34"/>
           <w:szCs w:val="34"/>
         </w:rPr>
-        <w:t>Цикл for и обход элементов foreach в C#</w:t>
+        <w:t xml:space="preserve">Цикл </w:t>
+      </w:r>
+      <w:proofErr w:type="spellStart"/>
+      <w:r>
+        <w:rPr>
+          <w:sz w:val="34"/>
+          <w:szCs w:val="34"/>
+        </w:rPr>
+        <w:t>for</w:t>
+      </w:r>
+      <w:proofErr w:type="spellEnd"/>
+      <w:r>
+        <w:rPr>
+          <w:sz w:val="34"/>
+          <w:szCs w:val="34"/>
+        </w:rPr>
+        <w:t xml:space="preserve"> и обход элементов </w:t>
+      </w:r>
+      <w:proofErr w:type="spellStart"/>
+      <w:r>
+        <w:rPr>
+          <w:sz w:val="34"/>
+          <w:szCs w:val="34"/>
+        </w:rPr>
+        <w:t>foreach</w:t>
+      </w:r>
+      <w:proofErr w:type="spellEnd"/>
+      <w:r>
+        <w:rPr>
+          <w:sz w:val="34"/>
+          <w:szCs w:val="34"/>
+        </w:rPr>
+        <w:t xml:space="preserve"> в C#</w:t>
       </w:r>
     </w:p>
     <w:p>
@@ -69,7 +101,23 @@
         <w:spacing w:before="240" w:after="240"/>
       </w:pPr>
       <w:r>
-        <w:t>Научиться использовать for для диапазонов, известного количества повторений и работы по индексам; foreach — для последовательного чтения готовых элементов. Подготовить полезные заготовки: алфавиты, таблицы, последовательности и обработку наборов данных.</w:t>
+        <w:t xml:space="preserve">Научиться использовать </w:t>
+      </w:r>
+      <w:proofErr w:type="spellStart"/>
+      <w:r>
+        <w:t>for</w:t>
+      </w:r>
+      <w:proofErr w:type="spellEnd"/>
+      <w:r>
+        <w:t xml:space="preserve"> для диапазонов, известного количества повторений и работы по индексам; </w:t>
+      </w:r>
+      <w:proofErr w:type="spellStart"/>
+      <w:r>
+        <w:t>foreach</w:t>
+      </w:r>
+      <w:proofErr w:type="spellEnd"/>
+      <w:r>
+        <w:t xml:space="preserve"> — для последовательного чтения готовых элементов. Подготовить полезные заготовки: алфавиты, таблицы, последовательности и обработку наборов данных.</w:t>
       </w:r>
     </w:p>
     <w:p>
@@ -129,16 +177,17 @@
           <w:color w:val="000000"/>
           <w:sz w:val="18"/>
           <w:szCs w:val="18"/>
-          <w:lang w:val="ru-RU"/>
-        </w:rPr>
-      </w:pPr>
+          <w:lang w:val="en-US"/>
+        </w:rPr>
+      </w:pPr>
+      <w:proofErr w:type="gramStart"/>
       <w:r>
         <w:rPr>
           <w:rFonts w:ascii="Cascadia Mono" w:eastAsia="Times New Roman" w:hAnsi="Cascadia Mono" w:cs="Courier New"/>
           <w:color w:val="0000FF"/>
           <w:sz w:val="18"/>
           <w:szCs w:val="18"/>
-          <w:lang w:val="ru-RU"/>
+          <w:lang w:val="en-US"/>
         </w:rPr>
         <w:t>char</w:t>
       </w:r>
@@ -148,9 +197,20 @@
           <w:color w:val="000000"/>
           <w:sz w:val="18"/>
           <w:szCs w:val="18"/>
-          <w:lang w:val="ru-RU"/>
-        </w:rPr>
-        <w:t xml:space="preserve">[] </w:t>
+          <w:lang w:val="en-US"/>
+        </w:rPr>
+        <w:t>[</w:t>
+      </w:r>
+      <w:proofErr w:type="gramEnd"/>
+      <w:r>
+        <w:rPr>
+          <w:rFonts w:ascii="Cascadia Mono" w:eastAsia="Times New Roman" w:hAnsi="Cascadia Mono" w:cs="Courier New"/>
+          <w:color w:val="000000"/>
+          <w:sz w:val="18"/>
+          <w:szCs w:val="18"/>
+          <w:lang w:val="en-US"/>
+        </w:rPr>
+        <w:t xml:space="preserve">] </w:t>
       </w:r>
       <w:r>
         <w:rPr>
@@ -158,7 +218,7 @@
           <w:color w:val="1F377F"/>
           <w:sz w:val="18"/>
           <w:szCs w:val="18"/>
-          <w:lang w:val="ru-RU"/>
+          <w:lang w:val="en-US"/>
         </w:rPr>
         <w:t>alphabet</w:t>
       </w:r>
@@ -168,7 +228,7 @@
           <w:color w:val="000000"/>
           <w:sz w:val="18"/>
           <w:szCs w:val="18"/>
-          <w:lang w:val="ru-RU"/>
+          <w:lang w:val="en-US"/>
         </w:rPr>
         <w:t xml:space="preserve"> = </w:t>
       </w:r>
@@ -178,7 +238,7 @@
           <w:color w:val="0000FF"/>
           <w:sz w:val="18"/>
           <w:szCs w:val="18"/>
-          <w:lang w:val="ru-RU"/>
+          <w:lang w:val="en-US"/>
         </w:rPr>
         <w:t>new</w:t>
       </w:r>
@@ -188,7 +248,7 @@
           <w:color w:val="000000"/>
           <w:sz w:val="18"/>
           <w:szCs w:val="18"/>
-          <w:lang w:val="ru-RU"/>
+          <w:lang w:val="en-US"/>
         </w:rPr>
         <w:t xml:space="preserve"> </w:t>
       </w:r>
@@ -198,7 +258,7 @@
           <w:color w:val="0000FF"/>
           <w:sz w:val="18"/>
           <w:szCs w:val="18"/>
-          <w:lang w:val="ru-RU"/>
+          <w:lang w:val="en-US"/>
         </w:rPr>
         <w:t>char</w:t>
       </w:r>
@@ -208,7 +268,7 @@
           <w:color w:val="000000"/>
           <w:sz w:val="18"/>
           <w:szCs w:val="18"/>
-          <w:lang w:val="ru-RU"/>
+          <w:lang w:val="en-US"/>
         </w:rPr>
         <w:t>[26];</w:t>
       </w:r>
@@ -283,6 +343,7 @@
         </w:rPr>
         <w:t xml:space="preserve"> </w:t>
       </w:r>
+      <w:proofErr w:type="spellStart"/>
       <w:r>
         <w:rPr>
           <w:rFonts w:ascii="Cascadia Mono" w:eastAsia="Times New Roman" w:hAnsi="Cascadia Mono" w:cs="Courier New"/>
@@ -293,6 +354,7 @@
         </w:rPr>
         <w:t>i</w:t>
       </w:r>
+      <w:proofErr w:type="spellEnd"/>
       <w:r>
         <w:rPr>
           <w:rFonts w:ascii="Cascadia Mono" w:eastAsia="Times New Roman" w:hAnsi="Cascadia Mono" w:cs="Courier New"/>
@@ -303,6 +365,7 @@
         </w:rPr>
         <w:t xml:space="preserve"> = 0; </w:t>
       </w:r>
+      <w:proofErr w:type="spellStart"/>
       <w:r>
         <w:rPr>
           <w:rFonts w:ascii="Cascadia Mono" w:eastAsia="Times New Roman" w:hAnsi="Cascadia Mono" w:cs="Courier New"/>
@@ -313,6 +376,7 @@
         </w:rPr>
         <w:t>i</w:t>
       </w:r>
+      <w:proofErr w:type="spellEnd"/>
       <w:r>
         <w:rPr>
           <w:rFonts w:ascii="Cascadia Mono" w:eastAsia="Times New Roman" w:hAnsi="Cascadia Mono" w:cs="Courier New"/>
@@ -323,6 +387,8 @@
         </w:rPr>
         <w:t xml:space="preserve"> &lt; </w:t>
       </w:r>
+      <w:proofErr w:type="spellStart"/>
+      <w:proofErr w:type="gramStart"/>
       <w:r>
         <w:rPr>
           <w:rFonts w:ascii="Cascadia Mono" w:eastAsia="Times New Roman" w:hAnsi="Cascadia Mono" w:cs="Courier New"/>
@@ -341,8 +407,21 @@
           <w:szCs w:val="18"/>
           <w:lang w:val="en-US"/>
         </w:rPr>
-        <w:t xml:space="preserve">.Length; </w:t>
-      </w:r>
+        <w:t>.Length</w:t>
+      </w:r>
+      <w:proofErr w:type="spellEnd"/>
+      <w:proofErr w:type="gramEnd"/>
+      <w:r>
+        <w:rPr>
+          <w:rFonts w:ascii="Cascadia Mono" w:eastAsia="Times New Roman" w:hAnsi="Cascadia Mono" w:cs="Courier New"/>
+          <w:color w:val="000000"/>
+          <w:sz w:val="18"/>
+          <w:szCs w:val="18"/>
+          <w:lang w:val="en-US"/>
+        </w:rPr>
+        <w:t xml:space="preserve">; </w:t>
+      </w:r>
+      <w:proofErr w:type="spellStart"/>
       <w:r>
         <w:rPr>
           <w:rFonts w:ascii="Cascadia Mono" w:eastAsia="Times New Roman" w:hAnsi="Cascadia Mono" w:cs="Courier New"/>
@@ -353,6 +432,7 @@
         </w:rPr>
         <w:t>i</w:t>
       </w:r>
+      <w:proofErr w:type="spellEnd"/>
       <w:r>
         <w:rPr>
           <w:rFonts w:ascii="Cascadia Mono" w:eastAsia="Times New Roman" w:hAnsi="Cascadia Mono" w:cs="Courier New"/>
@@ -424,6 +504,7 @@
         </w:rPr>
         <w:t>[</w:t>
       </w:r>
+      <w:proofErr w:type="spellStart"/>
       <w:r>
         <w:rPr>
           <w:rFonts w:ascii="Cascadia Mono" w:eastAsia="Times New Roman" w:hAnsi="Cascadia Mono" w:cs="Courier New"/>
@@ -434,6 +515,7 @@
         </w:rPr>
         <w:t>i</w:t>
       </w:r>
+      <w:proofErr w:type="spellEnd"/>
       <w:r>
         <w:rPr>
           <w:rFonts w:ascii="Cascadia Mono" w:eastAsia="Times New Roman" w:hAnsi="Cascadia Mono" w:cs="Courier New"/>
@@ -454,6 +536,7 @@
         </w:rPr>
         <w:t>char</w:t>
       </w:r>
+      <w:proofErr w:type="gramStart"/>
       <w:r>
         <w:rPr>
           <w:rFonts w:ascii="Cascadia Mono" w:eastAsia="Times New Roman" w:hAnsi="Cascadia Mono" w:cs="Courier New"/>
@@ -464,6 +547,7 @@
         </w:rPr>
         <w:t>)(</w:t>
       </w:r>
+      <w:proofErr w:type="gramEnd"/>
       <w:r>
         <w:rPr>
           <w:rFonts w:ascii="Cascadia Mono" w:eastAsia="Times New Roman" w:hAnsi="Cascadia Mono" w:cs="Courier New"/>
@@ -484,6 +568,7 @@
         </w:rPr>
         <w:t xml:space="preserve"> + </w:t>
       </w:r>
+      <w:proofErr w:type="spellStart"/>
       <w:r>
         <w:rPr>
           <w:rFonts w:ascii="Cascadia Mono" w:eastAsia="Times New Roman" w:hAnsi="Cascadia Mono" w:cs="Courier New"/>
@@ -494,6 +579,7 @@
         </w:rPr>
         <w:t>i</w:t>
       </w:r>
+      <w:proofErr w:type="spellEnd"/>
       <w:r>
         <w:rPr>
           <w:rFonts w:ascii="Cascadia Mono" w:eastAsia="Times New Roman" w:hAnsi="Cascadia Mono" w:cs="Courier New"/>
@@ -663,7 +749,7 @@
           <w:color w:val="000000"/>
           <w:sz w:val="18"/>
           <w:szCs w:val="18"/>
-          <w:lang w:val="ru-RU"/>
+          <w:lang w:val="en-US"/>
         </w:rPr>
       </w:pPr>
       <w:r>
@@ -676,13 +762,14 @@
         </w:rPr>
         <w:t xml:space="preserve">    </w:t>
       </w:r>
+      <w:proofErr w:type="spellStart"/>
       <w:r>
         <w:rPr>
           <w:rFonts w:ascii="Cascadia Mono" w:eastAsia="Times New Roman" w:hAnsi="Cascadia Mono" w:cs="Courier New"/>
           <w:color w:val="2B91AF"/>
           <w:sz w:val="18"/>
           <w:szCs w:val="18"/>
-          <w:lang w:val="ru-RU"/>
+          <w:lang w:val="en-US"/>
         </w:rPr>
         <w:t>Console</w:t>
       </w:r>
@@ -692,7 +779,7 @@
           <w:color w:val="000000"/>
           <w:sz w:val="18"/>
           <w:szCs w:val="18"/>
-          <w:lang w:val="ru-RU"/>
+          <w:lang w:val="en-US"/>
         </w:rPr>
         <w:t>.</w:t>
       </w:r>
@@ -702,17 +789,18 @@
           <w:color w:val="74531F"/>
           <w:sz w:val="18"/>
           <w:szCs w:val="18"/>
-          <w:lang w:val="ru-RU"/>
+          <w:lang w:val="en-US"/>
         </w:rPr>
         <w:t>Write</w:t>
       </w:r>
-      <w:r>
-        <w:rPr>
-          <w:rFonts w:ascii="Cascadia Mono" w:eastAsia="Times New Roman" w:hAnsi="Cascadia Mono" w:cs="Courier New"/>
-          <w:color w:val="000000"/>
-          <w:sz w:val="18"/>
-          <w:szCs w:val="18"/>
-          <w:lang w:val="ru-RU"/>
+      <w:proofErr w:type="spellEnd"/>
+      <w:r>
+        <w:rPr>
+          <w:rFonts w:ascii="Cascadia Mono" w:eastAsia="Times New Roman" w:hAnsi="Cascadia Mono" w:cs="Courier New"/>
+          <w:color w:val="000000"/>
+          <w:sz w:val="18"/>
+          <w:szCs w:val="18"/>
+          <w:lang w:val="en-US"/>
         </w:rPr>
         <w:t>(</w:t>
       </w:r>
@@ -722,7 +810,7 @@
           <w:color w:val="1F377F"/>
           <w:sz w:val="18"/>
           <w:szCs w:val="18"/>
-          <w:lang w:val="ru-RU"/>
+          <w:lang w:val="en-US"/>
         </w:rPr>
         <w:t>letter</w:t>
       </w:r>
@@ -732,7 +820,7 @@
           <w:color w:val="000000"/>
           <w:sz w:val="18"/>
           <w:szCs w:val="18"/>
-          <w:lang w:val="ru-RU"/>
+          <w:lang w:val="en-US"/>
         </w:rPr>
         <w:t xml:space="preserve"> + </w:t>
       </w:r>
@@ -742,7 +830,7 @@
           <w:color w:val="A31515"/>
           <w:sz w:val="18"/>
           <w:szCs w:val="18"/>
-          <w:lang w:val="ru-RU"/>
+          <w:lang w:val="en-US"/>
         </w:rPr>
         <w:t>" "</w:t>
       </w:r>
@@ -752,7 +840,7 @@
           <w:color w:val="000000"/>
           <w:sz w:val="18"/>
           <w:szCs w:val="18"/>
-          <w:lang w:val="ru-RU"/>
+          <w:lang w:val="en-US"/>
         </w:rPr>
         <w:t>);</w:t>
       </w:r>
@@ -787,13 +875,14 @@
           <w:lang w:val="en-US"/>
         </w:rPr>
       </w:pPr>
+      <w:proofErr w:type="spellStart"/>
       <w:r>
         <w:rPr>
           <w:rFonts w:ascii="Cascadia Mono" w:eastAsia="Times New Roman" w:hAnsi="Cascadia Mono" w:cs="Courier New"/>
           <w:color w:val="2B91AF"/>
           <w:sz w:val="18"/>
           <w:szCs w:val="18"/>
-          <w:lang w:val="ru-RU"/>
+          <w:lang w:val="en-US"/>
         </w:rPr>
         <w:t>Console</w:t>
       </w:r>
@@ -803,7 +892,7 @@
           <w:color w:val="000000"/>
           <w:sz w:val="18"/>
           <w:szCs w:val="18"/>
-          <w:lang w:val="ru-RU"/>
+          <w:lang w:val="en-US"/>
         </w:rPr>
         <w:t>.</w:t>
       </w:r>
@@ -813,17 +902,18 @@
           <w:color w:val="74531F"/>
           <w:sz w:val="18"/>
           <w:szCs w:val="18"/>
-          <w:lang w:val="ru-RU"/>
+          <w:lang w:val="en-US"/>
         </w:rPr>
         <w:t>WriteLine</w:t>
       </w:r>
-      <w:r>
-        <w:rPr>
-          <w:rFonts w:ascii="Cascadia Mono" w:eastAsia="Times New Roman" w:hAnsi="Cascadia Mono" w:cs="Courier New"/>
-          <w:color w:val="000000"/>
-          <w:sz w:val="18"/>
-          <w:szCs w:val="18"/>
-          <w:lang w:val="ru-RU"/>
+      <w:proofErr w:type="spellEnd"/>
+      <w:r>
+        <w:rPr>
+          <w:rFonts w:ascii="Cascadia Mono" w:eastAsia="Times New Roman" w:hAnsi="Cascadia Mono" w:cs="Courier New"/>
+          <w:color w:val="000000"/>
+          <w:sz w:val="18"/>
+          <w:szCs w:val="18"/>
+          <w:lang w:val="en-US"/>
         </w:rPr>
         <w:t>();</w:t>
       </w:r>
@@ -858,15 +948,49 @@
           <w:lang w:val="en-US"/>
         </w:rPr>
       </w:pPr>
-      <w:r>
-        <w:rPr>
-          <w:rFonts w:ascii="Cascadia Mono" w:eastAsia="Times New Roman" w:hAnsi="Cascadia Mono" w:cs="Courier New"/>
-          <w:color w:val="000000"/>
-          <w:sz w:val="18"/>
-          <w:szCs w:val="18"/>
-          <w:lang w:val="en-US"/>
-        </w:rPr>
-        <w:t>Console.WriteLine(alphabet[0]);</w:t>
+      <w:proofErr w:type="spellStart"/>
+      <w:r>
+        <w:rPr>
+          <w:rFonts w:ascii="Cascadia Mono" w:eastAsia="Times New Roman" w:hAnsi="Cascadia Mono" w:cs="Courier New"/>
+          <w:color w:val="000000"/>
+          <w:sz w:val="18"/>
+          <w:szCs w:val="18"/>
+          <w:lang w:val="en-US"/>
+        </w:rPr>
+        <w:t>Console.WriteLine</w:t>
+      </w:r>
+      <w:proofErr w:type="spellEnd"/>
+      <w:r>
+        <w:rPr>
+          <w:rFonts w:ascii="Cascadia Mono" w:eastAsia="Times New Roman" w:hAnsi="Cascadia Mono" w:cs="Courier New"/>
+          <w:color w:val="000000"/>
+          <w:sz w:val="18"/>
+          <w:szCs w:val="18"/>
+          <w:lang w:val="en-US"/>
+        </w:rPr>
+        <w:t>(</w:t>
+      </w:r>
+      <w:proofErr w:type="gramStart"/>
+      <w:r>
+        <w:rPr>
+          <w:rFonts w:ascii="Cascadia Mono" w:eastAsia="Times New Roman" w:hAnsi="Cascadia Mono" w:cs="Courier New"/>
+          <w:color w:val="000000"/>
+          <w:sz w:val="18"/>
+          <w:szCs w:val="18"/>
+          <w:lang w:val="en-US"/>
+        </w:rPr>
+        <w:t>alphabet[</w:t>
+      </w:r>
+      <w:proofErr w:type="gramEnd"/>
+      <w:r>
+        <w:rPr>
+          <w:rFonts w:ascii="Cascadia Mono" w:eastAsia="Times New Roman" w:hAnsi="Cascadia Mono" w:cs="Courier New"/>
+          <w:color w:val="000000"/>
+          <w:sz w:val="18"/>
+          <w:szCs w:val="18"/>
+          <w:lang w:val="en-US"/>
+        </w:rPr>
+        <w:t>0]);</w:t>
       </w:r>
     </w:p>
     <w:p>
@@ -899,15 +1023,49 @@
           <w:lang w:val="en-US"/>
         </w:rPr>
       </w:pPr>
-      <w:r>
-        <w:rPr>
-          <w:rFonts w:ascii="Cascadia Mono" w:eastAsia="Times New Roman" w:hAnsi="Cascadia Mono" w:cs="Courier New"/>
-          <w:color w:val="000000"/>
-          <w:sz w:val="18"/>
-          <w:szCs w:val="18"/>
-          <w:lang w:val="en-US"/>
-        </w:rPr>
-        <w:t>Console.WriteLine(alphabet[25]);</w:t>
+      <w:proofErr w:type="spellStart"/>
+      <w:r>
+        <w:rPr>
+          <w:rFonts w:ascii="Cascadia Mono" w:eastAsia="Times New Roman" w:hAnsi="Cascadia Mono" w:cs="Courier New"/>
+          <w:color w:val="000000"/>
+          <w:sz w:val="18"/>
+          <w:szCs w:val="18"/>
+          <w:lang w:val="en-US"/>
+        </w:rPr>
+        <w:t>Console.WriteLine</w:t>
+      </w:r>
+      <w:proofErr w:type="spellEnd"/>
+      <w:r>
+        <w:rPr>
+          <w:rFonts w:ascii="Cascadia Mono" w:eastAsia="Times New Roman" w:hAnsi="Cascadia Mono" w:cs="Courier New"/>
+          <w:color w:val="000000"/>
+          <w:sz w:val="18"/>
+          <w:szCs w:val="18"/>
+          <w:lang w:val="en-US"/>
+        </w:rPr>
+        <w:t>(</w:t>
+      </w:r>
+      <w:proofErr w:type="gramStart"/>
+      <w:r>
+        <w:rPr>
+          <w:rFonts w:ascii="Cascadia Mono" w:eastAsia="Times New Roman" w:hAnsi="Cascadia Mono" w:cs="Courier New"/>
+          <w:color w:val="000000"/>
+          <w:sz w:val="18"/>
+          <w:szCs w:val="18"/>
+          <w:lang w:val="en-US"/>
+        </w:rPr>
+        <w:t>alphabet[</w:t>
+      </w:r>
+      <w:proofErr w:type="gramEnd"/>
+      <w:r>
+        <w:rPr>
+          <w:rFonts w:ascii="Cascadia Mono" w:eastAsia="Times New Roman" w:hAnsi="Cascadia Mono" w:cs="Courier New"/>
+          <w:color w:val="000000"/>
+          <w:sz w:val="18"/>
+          <w:szCs w:val="18"/>
+          <w:lang w:val="en-US"/>
+        </w:rPr>
+        <w:t>25]);</w:t>
       </w:r>
     </w:p>
     <w:p>
@@ -1005,6 +1163,7 @@
       <w:r>
         <w:rPr>
           <w:rFonts w:ascii="Cascadia Mono" w:eastAsia="Times New Roman" w:hAnsi="Cascadia Mono" w:cs="Courier New"/>
+          <w:noProof/>
           <w:color w:val="000000"/>
           <w:sz w:val="18"/>
           <w:szCs w:val="18"/>
@@ -1105,14 +1264,17 @@
           <w:color w:val="000000"/>
           <w:sz w:val="18"/>
           <w:szCs w:val="18"/>
-        </w:rPr>
-      </w:pPr>
+          <w:lang w:val="en-US"/>
+        </w:rPr>
+      </w:pPr>
+      <w:proofErr w:type="gramStart"/>
       <w:r>
         <w:rPr>
           <w:rFonts w:ascii="Cascadia Mono" w:hAnsi="Cascadia Mono"/>
           <w:color w:val="0000FF"/>
           <w:sz w:val="18"/>
           <w:szCs w:val="18"/>
+          <w:lang w:val="en-US"/>
         </w:rPr>
         <w:t>char</w:t>
       </w:r>
@@ -1122,8 +1284,20 @@
           <w:color w:val="000000"/>
           <w:sz w:val="18"/>
           <w:szCs w:val="18"/>
-        </w:rPr>
-        <w:t xml:space="preserve">[] </w:t>
+          <w:lang w:val="en-US"/>
+        </w:rPr>
+        <w:t>[</w:t>
+      </w:r>
+      <w:proofErr w:type="gramEnd"/>
+      <w:r>
+        <w:rPr>
+          <w:rFonts w:ascii="Cascadia Mono" w:hAnsi="Cascadia Mono"/>
+          <w:color w:val="000000"/>
+          <w:sz w:val="18"/>
+          <w:szCs w:val="18"/>
+          <w:lang w:val="en-US"/>
+        </w:rPr>
+        <w:t xml:space="preserve">] </w:t>
       </w:r>
       <w:r>
         <w:rPr>
@@ -1131,6 +1305,7 @@
           <w:color w:val="1F377F"/>
           <w:sz w:val="18"/>
           <w:szCs w:val="18"/>
+          <w:lang w:val="en-US"/>
         </w:rPr>
         <w:t>alphabet</w:t>
       </w:r>
@@ -1140,6 +1315,7 @@
           <w:color w:val="000000"/>
           <w:sz w:val="18"/>
           <w:szCs w:val="18"/>
+          <w:lang w:val="en-US"/>
         </w:rPr>
         <w:t xml:space="preserve"> = </w:t>
       </w:r>
@@ -1149,6 +1325,7 @@
           <w:color w:val="0000FF"/>
           <w:sz w:val="18"/>
           <w:szCs w:val="18"/>
+          <w:lang w:val="en-US"/>
         </w:rPr>
         <w:t>new</w:t>
       </w:r>
@@ -1158,6 +1335,7 @@
           <w:color w:val="000000"/>
           <w:sz w:val="18"/>
           <w:szCs w:val="18"/>
+          <w:lang w:val="en-US"/>
         </w:rPr>
         <w:t xml:space="preserve"> </w:t>
       </w:r>
@@ -1167,6 +1345,7 @@
           <w:color w:val="0000FF"/>
           <w:sz w:val="18"/>
           <w:szCs w:val="18"/>
+          <w:lang w:val="en-US"/>
         </w:rPr>
         <w:t>char</w:t>
       </w:r>
@@ -1176,6 +1355,7 @@
           <w:color w:val="000000"/>
           <w:sz w:val="18"/>
           <w:szCs w:val="18"/>
+          <w:lang w:val="en-US"/>
         </w:rPr>
         <w:t>[32];</w:t>
       </w:r>
@@ -1189,6 +1369,7 @@
           <w:color w:val="000000"/>
           <w:sz w:val="18"/>
           <w:szCs w:val="18"/>
+          <w:lang w:val="en-US"/>
         </w:rPr>
       </w:pPr>
       <w:r>
@@ -1197,6 +1378,7 @@
           <w:color w:val="0000FF"/>
           <w:sz w:val="18"/>
           <w:szCs w:val="18"/>
+          <w:lang w:val="en-US"/>
         </w:rPr>
         <w:t>int</w:t>
       </w:r>
@@ -1206,6 +1388,7 @@
           <w:color w:val="000000"/>
           <w:sz w:val="18"/>
           <w:szCs w:val="18"/>
+          <w:lang w:val="en-US"/>
         </w:rPr>
         <w:t xml:space="preserve"> </w:t>
       </w:r>
@@ -1215,6 +1398,7 @@
           <w:color w:val="1F377F"/>
           <w:sz w:val="18"/>
           <w:szCs w:val="18"/>
+          <w:lang w:val="en-US"/>
         </w:rPr>
         <w:t>count</w:t>
       </w:r>
@@ -1224,6 +1408,7 @@
           <w:color w:val="000000"/>
           <w:sz w:val="18"/>
           <w:szCs w:val="18"/>
+          <w:lang w:val="en-US"/>
         </w:rPr>
         <w:t xml:space="preserve"> = 0;</w:t>
       </w:r>
@@ -1280,6 +1465,7 @@
         </w:rPr>
         <w:t xml:space="preserve"> </w:t>
       </w:r>
+      <w:proofErr w:type="spellStart"/>
       <w:r>
         <w:rPr>
           <w:rFonts w:ascii="Cascadia Mono" w:hAnsi="Cascadia Mono"/>
@@ -1290,6 +1476,7 @@
         </w:rPr>
         <w:t>i</w:t>
       </w:r>
+      <w:proofErr w:type="spellEnd"/>
       <w:r>
         <w:rPr>
           <w:rFonts w:ascii="Cascadia Mono" w:hAnsi="Cascadia Mono"/>
@@ -1300,6 +1487,7 @@
         </w:rPr>
         <w:t xml:space="preserve"> = 0; </w:t>
       </w:r>
+      <w:proofErr w:type="spellStart"/>
       <w:r>
         <w:rPr>
           <w:rFonts w:ascii="Cascadia Mono" w:hAnsi="Cascadia Mono"/>
@@ -1310,6 +1498,7 @@
         </w:rPr>
         <w:t>i</w:t>
       </w:r>
+      <w:proofErr w:type="spellEnd"/>
       <w:r>
         <w:rPr>
           <w:rFonts w:ascii="Cascadia Mono" w:hAnsi="Cascadia Mono"/>
@@ -1320,6 +1509,8 @@
         </w:rPr>
         <w:t xml:space="preserve"> &lt; </w:t>
       </w:r>
+      <w:proofErr w:type="spellStart"/>
+      <w:proofErr w:type="gramStart"/>
       <w:r>
         <w:rPr>
           <w:rFonts w:ascii="Cascadia Mono" w:hAnsi="Cascadia Mono"/>
@@ -1338,8 +1529,21 @@
           <w:szCs w:val="18"/>
           <w:lang w:val="en-US"/>
         </w:rPr>
-        <w:t xml:space="preserve">.Length; </w:t>
-      </w:r>
+        <w:t>.Length</w:t>
+      </w:r>
+      <w:proofErr w:type="spellEnd"/>
+      <w:proofErr w:type="gramEnd"/>
+      <w:r>
+        <w:rPr>
+          <w:rFonts w:ascii="Cascadia Mono" w:hAnsi="Cascadia Mono"/>
+          <w:color w:val="000000"/>
+          <w:sz w:val="18"/>
+          <w:szCs w:val="18"/>
+          <w:lang w:val="en-US"/>
+        </w:rPr>
+        <w:t xml:space="preserve">; </w:t>
+      </w:r>
+      <w:proofErr w:type="spellStart"/>
       <w:r>
         <w:rPr>
           <w:rFonts w:ascii="Cascadia Mono" w:hAnsi="Cascadia Mono"/>
@@ -1350,6 +1554,7 @@
         </w:rPr>
         <w:t>i</w:t>
       </w:r>
+      <w:proofErr w:type="spellEnd"/>
       <w:r>
         <w:rPr>
           <w:rFonts w:ascii="Cascadia Mono" w:hAnsi="Cascadia Mono"/>
@@ -1370,14 +1575,16 @@
           <w:color w:val="000000"/>
           <w:sz w:val="18"/>
           <w:szCs w:val="18"/>
-        </w:rPr>
-      </w:pPr>
-      <w:r>
-        <w:rPr>
-          <w:rFonts w:ascii="Cascadia Mono" w:hAnsi="Cascadia Mono"/>
-          <w:color w:val="000000"/>
-          <w:sz w:val="18"/>
-          <w:szCs w:val="18"/>
+          <w:lang w:val="en-US"/>
+        </w:rPr>
+      </w:pPr>
+      <w:r>
+        <w:rPr>
+          <w:rFonts w:ascii="Cascadia Mono" w:hAnsi="Cascadia Mono"/>
+          <w:color w:val="000000"/>
+          <w:sz w:val="18"/>
+          <w:szCs w:val="18"/>
+          <w:lang w:val="en-US"/>
         </w:rPr>
         <w:t>{</w:t>
       </w:r>
@@ -1424,6 +1631,7 @@
         </w:rPr>
         <w:t>[</w:t>
       </w:r>
+      <w:proofErr w:type="spellStart"/>
       <w:r>
         <w:rPr>
           <w:rFonts w:ascii="Cascadia Mono" w:hAnsi="Cascadia Mono"/>
@@ -1434,6 +1642,7 @@
         </w:rPr>
         <w:t>i</w:t>
       </w:r>
+      <w:proofErr w:type="spellEnd"/>
       <w:r>
         <w:rPr>
           <w:rFonts w:ascii="Cascadia Mono" w:hAnsi="Cascadia Mono"/>
@@ -1454,6 +1663,7 @@
         </w:rPr>
         <w:t>char</w:t>
       </w:r>
+      <w:proofErr w:type="gramStart"/>
       <w:r>
         <w:rPr>
           <w:rFonts w:ascii="Cascadia Mono" w:hAnsi="Cascadia Mono"/>
@@ -1464,6 +1674,7 @@
         </w:rPr>
         <w:t>)(</w:t>
       </w:r>
+      <w:proofErr w:type="gramEnd"/>
       <w:r>
         <w:rPr>
           <w:rFonts w:ascii="Cascadia Mono" w:hAnsi="Cascadia Mono"/>
@@ -1503,6 +1714,7 @@
         </w:rPr>
         <w:t xml:space="preserve"> + </w:t>
       </w:r>
+      <w:proofErr w:type="spellStart"/>
       <w:r>
         <w:rPr>
           <w:rFonts w:ascii="Cascadia Mono" w:hAnsi="Cascadia Mono"/>
@@ -1513,6 +1725,7 @@
         </w:rPr>
         <w:t>i</w:t>
       </w:r>
+      <w:proofErr w:type="spellEnd"/>
       <w:r>
         <w:rPr>
           <w:rFonts w:ascii="Cascadia Mono" w:hAnsi="Cascadia Mono"/>
@@ -1533,6 +1746,7 @@
           <w:color w:val="000000"/>
           <w:sz w:val="18"/>
           <w:szCs w:val="18"/>
+          <w:lang w:val="en-US"/>
         </w:rPr>
       </w:pPr>
       <w:r>
@@ -1551,6 +1765,7 @@
           <w:color w:val="1F377F"/>
           <w:sz w:val="18"/>
           <w:szCs w:val="18"/>
+          <w:lang w:val="en-US"/>
         </w:rPr>
         <w:t>count</w:t>
       </w:r>
@@ -1560,6 +1775,7 @@
           <w:color w:val="000000"/>
           <w:sz w:val="18"/>
           <w:szCs w:val="18"/>
+          <w:lang w:val="en-US"/>
         </w:rPr>
         <w:t xml:space="preserve"> = </w:t>
       </w:r>
@@ -1569,6 +1785,7 @@
           <w:color w:val="1F377F"/>
           <w:sz w:val="18"/>
           <w:szCs w:val="18"/>
+          <w:lang w:val="en-US"/>
         </w:rPr>
         <w:t>count</w:t>
       </w:r>
@@ -1578,6 +1795,7 @@
           <w:color w:val="000000"/>
           <w:sz w:val="18"/>
           <w:szCs w:val="18"/>
+          <w:lang w:val="en-US"/>
         </w:rPr>
         <w:t xml:space="preserve"> + 1;</w:t>
       </w:r>
@@ -1591,14 +1809,16 @@
           <w:color w:val="000000"/>
           <w:sz w:val="18"/>
           <w:szCs w:val="18"/>
-        </w:rPr>
-      </w:pPr>
-      <w:r>
-        <w:rPr>
-          <w:rFonts w:ascii="Cascadia Mono" w:hAnsi="Cascadia Mono"/>
-          <w:color w:val="000000"/>
-          <w:sz w:val="18"/>
-          <w:szCs w:val="18"/>
+          <w:lang w:val="en-US"/>
+        </w:rPr>
+      </w:pPr>
+      <w:r>
+        <w:rPr>
+          <w:rFonts w:ascii="Cascadia Mono" w:hAnsi="Cascadia Mono"/>
+          <w:color w:val="000000"/>
+          <w:sz w:val="18"/>
+          <w:szCs w:val="18"/>
+          <w:lang w:val="en-US"/>
         </w:rPr>
         <w:t>}</w:t>
       </w:r>
@@ -1725,14 +1945,16 @@
           <w:color w:val="000000"/>
           <w:sz w:val="18"/>
           <w:szCs w:val="18"/>
-        </w:rPr>
-      </w:pPr>
-      <w:r>
-        <w:rPr>
-          <w:rFonts w:ascii="Cascadia Mono" w:hAnsi="Cascadia Mono"/>
-          <w:color w:val="000000"/>
-          <w:sz w:val="18"/>
-          <w:szCs w:val="18"/>
+          <w:lang w:val="en-US"/>
+        </w:rPr>
+      </w:pPr>
+      <w:r>
+        <w:rPr>
+          <w:rFonts w:ascii="Cascadia Mono" w:hAnsi="Cascadia Mono"/>
+          <w:color w:val="000000"/>
+          <w:sz w:val="18"/>
+          <w:szCs w:val="18"/>
+          <w:lang w:val="en-US"/>
         </w:rPr>
         <w:t>{</w:t>
       </w:r>
@@ -1746,23 +1968,27 @@
           <w:color w:val="000000"/>
           <w:sz w:val="18"/>
           <w:szCs w:val="18"/>
-        </w:rPr>
-      </w:pPr>
-      <w:r>
-        <w:rPr>
-          <w:rFonts w:ascii="Cascadia Mono" w:hAnsi="Cascadia Mono"/>
-          <w:color w:val="000000"/>
-          <w:sz w:val="18"/>
-          <w:szCs w:val="18"/>
+          <w:lang w:val="en-US"/>
+        </w:rPr>
+      </w:pPr>
+      <w:r>
+        <w:rPr>
+          <w:rFonts w:ascii="Cascadia Mono" w:hAnsi="Cascadia Mono"/>
+          <w:color w:val="000000"/>
+          <w:sz w:val="18"/>
+          <w:szCs w:val="18"/>
+          <w:lang w:val="en-US"/>
         </w:rPr>
         <w:t xml:space="preserve">    </w:t>
       </w:r>
+      <w:proofErr w:type="spellStart"/>
       <w:r>
         <w:rPr>
           <w:rFonts w:ascii="Cascadia Mono" w:hAnsi="Cascadia Mono"/>
           <w:color w:val="2B91AF"/>
           <w:sz w:val="18"/>
           <w:szCs w:val="18"/>
+          <w:lang w:val="en-US"/>
         </w:rPr>
         <w:t>Console</w:t>
       </w:r>
@@ -1772,6 +1998,7 @@
           <w:color w:val="000000"/>
           <w:sz w:val="18"/>
           <w:szCs w:val="18"/>
+          <w:lang w:val="en-US"/>
         </w:rPr>
         <w:t>.</w:t>
       </w:r>
@@ -1781,15 +2008,18 @@
           <w:color w:val="74531F"/>
           <w:sz w:val="18"/>
           <w:szCs w:val="18"/>
+          <w:lang w:val="en-US"/>
         </w:rPr>
         <w:t>Write</w:t>
       </w:r>
-      <w:r>
-        <w:rPr>
-          <w:rFonts w:ascii="Cascadia Mono" w:hAnsi="Cascadia Mono"/>
-          <w:color w:val="000000"/>
-          <w:sz w:val="18"/>
-          <w:szCs w:val="18"/>
+      <w:proofErr w:type="spellEnd"/>
+      <w:r>
+        <w:rPr>
+          <w:rFonts w:ascii="Cascadia Mono" w:hAnsi="Cascadia Mono"/>
+          <w:color w:val="000000"/>
+          <w:sz w:val="18"/>
+          <w:szCs w:val="18"/>
+          <w:lang w:val="en-US"/>
         </w:rPr>
         <w:t>(</w:t>
       </w:r>
@@ -1799,6 +2029,7 @@
           <w:color w:val="1F377F"/>
           <w:sz w:val="18"/>
           <w:szCs w:val="18"/>
+          <w:lang w:val="en-US"/>
         </w:rPr>
         <w:t>letter</w:t>
       </w:r>
@@ -1808,6 +2039,7 @@
           <w:color w:val="000000"/>
           <w:sz w:val="18"/>
           <w:szCs w:val="18"/>
+          <w:lang w:val="en-US"/>
         </w:rPr>
         <w:t xml:space="preserve"> + </w:t>
       </w:r>
@@ -1817,6 +2049,7 @@
           <w:color w:val="A31515"/>
           <w:sz w:val="18"/>
           <w:szCs w:val="18"/>
+          <w:lang w:val="en-US"/>
         </w:rPr>
         <w:t>" "</w:t>
       </w:r>
@@ -1826,6 +2059,7 @@
           <w:color w:val="000000"/>
           <w:sz w:val="18"/>
           <w:szCs w:val="18"/>
+          <w:lang w:val="en-US"/>
         </w:rPr>
         <w:t>);</w:t>
       </w:r>
@@ -1839,6 +2073,7 @@
           <w:color w:val="000000"/>
           <w:sz w:val="18"/>
           <w:szCs w:val="18"/>
+          <w:lang w:val="en-US"/>
         </w:rPr>
       </w:pPr>
     </w:p>
@@ -1851,14 +2086,16 @@
           <w:color w:val="000000"/>
           <w:sz w:val="18"/>
           <w:szCs w:val="18"/>
-        </w:rPr>
-      </w:pPr>
-      <w:r>
-        <w:rPr>
-          <w:rFonts w:ascii="Cascadia Mono" w:hAnsi="Cascadia Mono"/>
-          <w:color w:val="000000"/>
-          <w:sz w:val="18"/>
-          <w:szCs w:val="18"/>
+          <w:lang w:val="en-US"/>
+        </w:rPr>
+      </w:pPr>
+      <w:r>
+        <w:rPr>
+          <w:rFonts w:ascii="Cascadia Mono" w:hAnsi="Cascadia Mono"/>
+          <w:color w:val="000000"/>
+          <w:sz w:val="18"/>
+          <w:szCs w:val="18"/>
+          <w:lang w:val="en-US"/>
         </w:rPr>
         <w:t xml:space="preserve">    </w:t>
       </w:r>
@@ -1868,6 +2105,7 @@
           <w:color w:val="8F08C4"/>
           <w:sz w:val="18"/>
           <w:szCs w:val="18"/>
+          <w:lang w:val="en-US"/>
         </w:rPr>
         <w:t>if</w:t>
       </w:r>
@@ -1877,6 +2115,7 @@
           <w:color w:val="000000"/>
           <w:sz w:val="18"/>
           <w:szCs w:val="18"/>
+          <w:lang w:val="en-US"/>
         </w:rPr>
         <w:t xml:space="preserve"> (</w:t>
       </w:r>
@@ -1886,6 +2125,7 @@
           <w:color w:val="1F377F"/>
           <w:sz w:val="18"/>
           <w:szCs w:val="18"/>
+          <w:lang w:val="en-US"/>
         </w:rPr>
         <w:t>letter</w:t>
       </w:r>
@@ -1895,6 +2135,7 @@
           <w:color w:val="000000"/>
           <w:sz w:val="18"/>
           <w:szCs w:val="18"/>
+          <w:lang w:val="en-US"/>
         </w:rPr>
         <w:t xml:space="preserve"> == </w:t>
       </w:r>
@@ -1904,15 +2145,36 @@
           <w:color w:val="A31515"/>
           <w:sz w:val="18"/>
           <w:szCs w:val="18"/>
-        </w:rPr>
-        <w:t>'Е'</w:t>
-      </w:r>
-      <w:r>
-        <w:rPr>
-          <w:rFonts w:ascii="Cascadia Mono" w:hAnsi="Cascadia Mono"/>
-          <w:color w:val="000000"/>
-          <w:sz w:val="18"/>
-          <w:szCs w:val="18"/>
+          <w:lang w:val="en-US"/>
+        </w:rPr>
+        <w:t>'</w:t>
+      </w:r>
+      <w:r>
+        <w:rPr>
+          <w:rFonts w:ascii="Cascadia Mono" w:hAnsi="Cascadia Mono"/>
+          <w:color w:val="A31515"/>
+          <w:sz w:val="18"/>
+          <w:szCs w:val="18"/>
+        </w:rPr>
+        <w:t>Е</w:t>
+      </w:r>
+      <w:r>
+        <w:rPr>
+          <w:rFonts w:ascii="Cascadia Mono" w:hAnsi="Cascadia Mono"/>
+          <w:color w:val="A31515"/>
+          <w:sz w:val="18"/>
+          <w:szCs w:val="18"/>
+          <w:lang w:val="en-US"/>
+        </w:rPr>
+        <w:t>'</w:t>
+      </w:r>
+      <w:r>
+        <w:rPr>
+          <w:rFonts w:ascii="Cascadia Mono" w:hAnsi="Cascadia Mono"/>
+          <w:color w:val="000000"/>
+          <w:sz w:val="18"/>
+          <w:szCs w:val="18"/>
+          <w:lang w:val="en-US"/>
         </w:rPr>
         <w:t>)</w:t>
       </w:r>
@@ -1926,14 +2188,16 @@
           <w:color w:val="000000"/>
           <w:sz w:val="18"/>
           <w:szCs w:val="18"/>
-        </w:rPr>
-      </w:pPr>
-      <w:r>
-        <w:rPr>
-          <w:rFonts w:ascii="Cascadia Mono" w:hAnsi="Cascadia Mono"/>
-          <w:color w:val="000000"/>
-          <w:sz w:val="18"/>
-          <w:szCs w:val="18"/>
+          <w:lang w:val="en-US"/>
+        </w:rPr>
+      </w:pPr>
+      <w:r>
+        <w:rPr>
+          <w:rFonts w:ascii="Cascadia Mono" w:hAnsi="Cascadia Mono"/>
+          <w:color w:val="000000"/>
+          <w:sz w:val="18"/>
+          <w:szCs w:val="18"/>
+          <w:lang w:val="en-US"/>
         </w:rPr>
         <w:t xml:space="preserve">    {</w:t>
       </w:r>
@@ -1947,23 +2211,27 @@
           <w:color w:val="000000"/>
           <w:sz w:val="18"/>
           <w:szCs w:val="18"/>
-        </w:rPr>
-      </w:pPr>
-      <w:r>
-        <w:rPr>
-          <w:rFonts w:ascii="Cascadia Mono" w:hAnsi="Cascadia Mono"/>
-          <w:color w:val="000000"/>
-          <w:sz w:val="18"/>
-          <w:szCs w:val="18"/>
+          <w:lang w:val="en-US"/>
+        </w:rPr>
+      </w:pPr>
+      <w:r>
+        <w:rPr>
+          <w:rFonts w:ascii="Cascadia Mono" w:hAnsi="Cascadia Mono"/>
+          <w:color w:val="000000"/>
+          <w:sz w:val="18"/>
+          <w:szCs w:val="18"/>
+          <w:lang w:val="en-US"/>
         </w:rPr>
         <w:t xml:space="preserve">        </w:t>
       </w:r>
+      <w:proofErr w:type="spellStart"/>
       <w:r>
         <w:rPr>
           <w:rFonts w:ascii="Cascadia Mono" w:hAnsi="Cascadia Mono"/>
           <w:color w:val="2B91AF"/>
           <w:sz w:val="18"/>
           <w:szCs w:val="18"/>
+          <w:lang w:val="en-US"/>
         </w:rPr>
         <w:t>Console</w:t>
       </w:r>
@@ -1973,6 +2241,7 @@
           <w:color w:val="000000"/>
           <w:sz w:val="18"/>
           <w:szCs w:val="18"/>
+          <w:lang w:val="en-US"/>
         </w:rPr>
         <w:t>.</w:t>
       </w:r>
@@ -1982,15 +2251,18 @@
           <w:color w:val="74531F"/>
           <w:sz w:val="18"/>
           <w:szCs w:val="18"/>
+          <w:lang w:val="en-US"/>
         </w:rPr>
         <w:t>Write</w:t>
       </w:r>
-      <w:r>
-        <w:rPr>
-          <w:rFonts w:ascii="Cascadia Mono" w:hAnsi="Cascadia Mono"/>
-          <w:color w:val="000000"/>
-          <w:sz w:val="18"/>
-          <w:szCs w:val="18"/>
+      <w:proofErr w:type="spellEnd"/>
+      <w:r>
+        <w:rPr>
+          <w:rFonts w:ascii="Cascadia Mono" w:hAnsi="Cascadia Mono"/>
+          <w:color w:val="000000"/>
+          <w:sz w:val="18"/>
+          <w:szCs w:val="18"/>
+          <w:lang w:val="en-US"/>
         </w:rPr>
         <w:t>(</w:t>
       </w:r>
@@ -2000,15 +2272,36 @@
           <w:color w:val="A31515"/>
           <w:sz w:val="18"/>
           <w:szCs w:val="18"/>
-        </w:rPr>
-        <w:t>"Ё "</w:t>
-      </w:r>
-      <w:r>
-        <w:rPr>
-          <w:rFonts w:ascii="Cascadia Mono" w:hAnsi="Cascadia Mono"/>
-          <w:color w:val="000000"/>
-          <w:sz w:val="18"/>
-          <w:szCs w:val="18"/>
+          <w:lang w:val="en-US"/>
+        </w:rPr>
+        <w:t>"</w:t>
+      </w:r>
+      <w:r>
+        <w:rPr>
+          <w:rFonts w:ascii="Cascadia Mono" w:hAnsi="Cascadia Mono"/>
+          <w:color w:val="A31515"/>
+          <w:sz w:val="18"/>
+          <w:szCs w:val="18"/>
+        </w:rPr>
+        <w:t>Ё</w:t>
+      </w:r>
+      <w:r>
+        <w:rPr>
+          <w:rFonts w:ascii="Cascadia Mono" w:hAnsi="Cascadia Mono"/>
+          <w:color w:val="A31515"/>
+          <w:sz w:val="18"/>
+          <w:szCs w:val="18"/>
+          <w:lang w:val="en-US"/>
+        </w:rPr>
+        <w:t xml:space="preserve"> "</w:t>
+      </w:r>
+      <w:r>
+        <w:rPr>
+          <w:rFonts w:ascii="Cascadia Mono" w:hAnsi="Cascadia Mono"/>
+          <w:color w:val="000000"/>
+          <w:sz w:val="18"/>
+          <w:szCs w:val="18"/>
+          <w:lang w:val="en-US"/>
         </w:rPr>
         <w:t>);</w:t>
       </w:r>
@@ -2022,14 +2315,16 @@
           <w:color w:val="000000"/>
           <w:sz w:val="18"/>
           <w:szCs w:val="18"/>
-        </w:rPr>
-      </w:pPr>
-      <w:r>
-        <w:rPr>
-          <w:rFonts w:ascii="Cascadia Mono" w:hAnsi="Cascadia Mono"/>
-          <w:color w:val="000000"/>
-          <w:sz w:val="18"/>
-          <w:szCs w:val="18"/>
+          <w:lang w:val="en-US"/>
+        </w:rPr>
+      </w:pPr>
+      <w:r>
+        <w:rPr>
+          <w:rFonts w:ascii="Cascadia Mono" w:hAnsi="Cascadia Mono"/>
+          <w:color w:val="000000"/>
+          <w:sz w:val="18"/>
+          <w:szCs w:val="18"/>
+          <w:lang w:val="en-US"/>
         </w:rPr>
         <w:t xml:space="preserve">    }</w:t>
       </w:r>
@@ -2043,14 +2338,16 @@
           <w:color w:val="000000"/>
           <w:sz w:val="18"/>
           <w:szCs w:val="18"/>
-        </w:rPr>
-      </w:pPr>
-      <w:r>
-        <w:rPr>
-          <w:rFonts w:ascii="Cascadia Mono" w:hAnsi="Cascadia Mono"/>
-          <w:color w:val="000000"/>
-          <w:sz w:val="18"/>
-          <w:szCs w:val="18"/>
+          <w:lang w:val="en-US"/>
+        </w:rPr>
+      </w:pPr>
+      <w:r>
+        <w:rPr>
+          <w:rFonts w:ascii="Cascadia Mono" w:hAnsi="Cascadia Mono"/>
+          <w:color w:val="000000"/>
+          <w:sz w:val="18"/>
+          <w:szCs w:val="18"/>
+          <w:lang w:val="en-US"/>
         </w:rPr>
         <w:t>}</w:t>
       </w:r>
@@ -2064,23 +2361,27 @@
           <w:color w:val="000000"/>
           <w:sz w:val="18"/>
           <w:szCs w:val="18"/>
-        </w:rPr>
-      </w:pPr>
-      <w:r>
-        <w:rPr>
-          <w:rFonts w:ascii="Cascadia Mono" w:hAnsi="Cascadia Mono"/>
-          <w:color w:val="000000"/>
-          <w:sz w:val="18"/>
-          <w:szCs w:val="18"/>
+          <w:lang w:val="en-US"/>
+        </w:rPr>
+      </w:pPr>
+      <w:r>
+        <w:rPr>
+          <w:rFonts w:ascii="Cascadia Mono" w:hAnsi="Cascadia Mono"/>
+          <w:color w:val="000000"/>
+          <w:sz w:val="18"/>
+          <w:szCs w:val="18"/>
+          <w:lang w:val="en-US"/>
         </w:rPr>
         <w:t xml:space="preserve">    </w:t>
       </w:r>
+      <w:proofErr w:type="spellStart"/>
       <w:r>
         <w:rPr>
           <w:rFonts w:ascii="Cascadia Mono" w:hAnsi="Cascadia Mono"/>
           <w:color w:val="2B91AF"/>
           <w:sz w:val="18"/>
           <w:szCs w:val="18"/>
+          <w:lang w:val="en-US"/>
         </w:rPr>
         <w:t>Console</w:t>
       </w:r>
@@ -2090,6 +2391,7 @@
           <w:color w:val="000000"/>
           <w:sz w:val="18"/>
           <w:szCs w:val="18"/>
+          <w:lang w:val="en-US"/>
         </w:rPr>
         <w:t>.</w:t>
       </w:r>
@@ -2099,15 +2401,18 @@
           <w:color w:val="74531F"/>
           <w:sz w:val="18"/>
           <w:szCs w:val="18"/>
+          <w:lang w:val="en-US"/>
         </w:rPr>
         <w:t>WriteLine</w:t>
       </w:r>
-      <w:r>
-        <w:rPr>
-          <w:rFonts w:ascii="Cascadia Mono" w:hAnsi="Cascadia Mono"/>
-          <w:color w:val="000000"/>
-          <w:sz w:val="18"/>
-          <w:szCs w:val="18"/>
+      <w:proofErr w:type="spellEnd"/>
+      <w:r>
+        <w:rPr>
+          <w:rFonts w:ascii="Cascadia Mono" w:hAnsi="Cascadia Mono"/>
+          <w:color w:val="000000"/>
+          <w:sz w:val="18"/>
+          <w:szCs w:val="18"/>
+          <w:lang w:val="en-US"/>
         </w:rPr>
         <w:t>();</w:t>
       </w:r>
@@ -2121,23 +2426,27 @@
           <w:color w:val="000000"/>
           <w:sz w:val="18"/>
           <w:szCs w:val="18"/>
-        </w:rPr>
-      </w:pPr>
-      <w:r>
-        <w:rPr>
-          <w:rFonts w:ascii="Cascadia Mono" w:hAnsi="Cascadia Mono"/>
-          <w:color w:val="000000"/>
-          <w:sz w:val="18"/>
-          <w:szCs w:val="18"/>
+          <w:lang w:val="en-US"/>
+        </w:rPr>
+      </w:pPr>
+      <w:r>
+        <w:rPr>
+          <w:rFonts w:ascii="Cascadia Mono" w:hAnsi="Cascadia Mono"/>
+          <w:color w:val="000000"/>
+          <w:sz w:val="18"/>
+          <w:szCs w:val="18"/>
+          <w:lang w:val="en-US"/>
         </w:rPr>
         <w:t xml:space="preserve">    </w:t>
       </w:r>
+      <w:proofErr w:type="spellStart"/>
       <w:r>
         <w:rPr>
           <w:rFonts w:ascii="Cascadia Mono" w:hAnsi="Cascadia Mono"/>
           <w:color w:val="2B91AF"/>
           <w:sz w:val="18"/>
           <w:szCs w:val="18"/>
+          <w:lang w:val="en-US"/>
         </w:rPr>
         <w:t>Console</w:t>
       </w:r>
@@ -2147,6 +2456,7 @@
           <w:color w:val="000000"/>
           <w:sz w:val="18"/>
           <w:szCs w:val="18"/>
+          <w:lang w:val="en-US"/>
         </w:rPr>
         <w:t>.</w:t>
       </w:r>
@@ -2156,24 +2466,29 @@
           <w:color w:val="74531F"/>
           <w:sz w:val="18"/>
           <w:szCs w:val="18"/>
+          <w:lang w:val="en-US"/>
         </w:rPr>
         <w:t>WriteLine</w:t>
       </w:r>
-      <w:r>
-        <w:rPr>
-          <w:rFonts w:ascii="Cascadia Mono" w:hAnsi="Cascadia Mono"/>
-          <w:color w:val="000000"/>
-          <w:sz w:val="18"/>
-          <w:szCs w:val="18"/>
+      <w:proofErr w:type="spellEnd"/>
+      <w:r>
+        <w:rPr>
+          <w:rFonts w:ascii="Cascadia Mono" w:hAnsi="Cascadia Mono"/>
+          <w:color w:val="000000"/>
+          <w:sz w:val="18"/>
+          <w:szCs w:val="18"/>
+          <w:lang w:val="en-US"/>
         </w:rPr>
         <w:t>(</w:t>
       </w:r>
+      <w:proofErr w:type="gramStart"/>
       <w:r>
         <w:rPr>
           <w:rFonts w:ascii="Cascadia Mono" w:hAnsi="Cascadia Mono"/>
           <w:color w:val="1F377F"/>
           <w:sz w:val="18"/>
           <w:szCs w:val="18"/>
+          <w:lang w:val="en-US"/>
         </w:rPr>
         <w:t>alphabet</w:t>
       </w:r>
@@ -2183,8 +2498,20 @@
           <w:color w:val="000000"/>
           <w:sz w:val="18"/>
           <w:szCs w:val="18"/>
-        </w:rPr>
-        <w:t>[0]);</w:t>
+          <w:lang w:val="en-US"/>
+        </w:rPr>
+        <w:t>[</w:t>
+      </w:r>
+      <w:proofErr w:type="gramEnd"/>
+      <w:r>
+        <w:rPr>
+          <w:rFonts w:ascii="Cascadia Mono" w:hAnsi="Cascadia Mono"/>
+          <w:color w:val="000000"/>
+          <w:sz w:val="18"/>
+          <w:szCs w:val="18"/>
+          <w:lang w:val="en-US"/>
+        </w:rPr>
+        <w:t>0]);</w:t>
       </w:r>
     </w:p>
     <w:p>
@@ -2196,23 +2523,27 @@
           <w:color w:val="000000"/>
           <w:sz w:val="18"/>
           <w:szCs w:val="18"/>
-        </w:rPr>
-      </w:pPr>
-      <w:r>
-        <w:rPr>
-          <w:rFonts w:ascii="Cascadia Mono" w:hAnsi="Cascadia Mono"/>
-          <w:color w:val="000000"/>
-          <w:sz w:val="18"/>
-          <w:szCs w:val="18"/>
+          <w:lang w:val="en-US"/>
+        </w:rPr>
+      </w:pPr>
+      <w:r>
+        <w:rPr>
+          <w:rFonts w:ascii="Cascadia Mono" w:hAnsi="Cascadia Mono"/>
+          <w:color w:val="000000"/>
+          <w:sz w:val="18"/>
+          <w:szCs w:val="18"/>
+          <w:lang w:val="en-US"/>
         </w:rPr>
         <w:t xml:space="preserve">    </w:t>
       </w:r>
+      <w:proofErr w:type="spellStart"/>
       <w:r>
         <w:rPr>
           <w:rFonts w:ascii="Cascadia Mono" w:hAnsi="Cascadia Mono"/>
           <w:color w:val="2B91AF"/>
           <w:sz w:val="18"/>
           <w:szCs w:val="18"/>
+          <w:lang w:val="en-US"/>
         </w:rPr>
         <w:t>Console</w:t>
       </w:r>
@@ -2222,6 +2553,7 @@
           <w:color w:val="000000"/>
           <w:sz w:val="18"/>
           <w:szCs w:val="18"/>
+          <w:lang w:val="en-US"/>
         </w:rPr>
         <w:t>.</w:t>
       </w:r>
@@ -2231,24 +2563,29 @@
           <w:color w:val="74531F"/>
           <w:sz w:val="18"/>
           <w:szCs w:val="18"/>
+          <w:lang w:val="en-US"/>
         </w:rPr>
         <w:t>WriteLine</w:t>
       </w:r>
-      <w:r>
-        <w:rPr>
-          <w:rFonts w:ascii="Cascadia Mono" w:hAnsi="Cascadia Mono"/>
-          <w:color w:val="000000"/>
-          <w:sz w:val="18"/>
-          <w:szCs w:val="18"/>
+      <w:proofErr w:type="spellEnd"/>
+      <w:r>
+        <w:rPr>
+          <w:rFonts w:ascii="Cascadia Mono" w:hAnsi="Cascadia Mono"/>
+          <w:color w:val="000000"/>
+          <w:sz w:val="18"/>
+          <w:szCs w:val="18"/>
+          <w:lang w:val="en-US"/>
         </w:rPr>
         <w:t>(</w:t>
       </w:r>
+      <w:proofErr w:type="gramStart"/>
       <w:r>
         <w:rPr>
           <w:rFonts w:ascii="Cascadia Mono" w:hAnsi="Cascadia Mono"/>
           <w:color w:val="1F377F"/>
           <w:sz w:val="18"/>
           <w:szCs w:val="18"/>
+          <w:lang w:val="en-US"/>
         </w:rPr>
         <w:t>alphabet</w:t>
       </w:r>
@@ -2258,8 +2595,20 @@
           <w:color w:val="000000"/>
           <w:sz w:val="18"/>
           <w:szCs w:val="18"/>
-        </w:rPr>
-        <w:t>[31]);</w:t>
+          <w:lang w:val="en-US"/>
+        </w:rPr>
+        <w:t>[</w:t>
+      </w:r>
+      <w:proofErr w:type="gramEnd"/>
+      <w:r>
+        <w:rPr>
+          <w:rFonts w:ascii="Cascadia Mono" w:hAnsi="Cascadia Mono"/>
+          <w:color w:val="000000"/>
+          <w:sz w:val="18"/>
+          <w:szCs w:val="18"/>
+          <w:lang w:val="en-US"/>
+        </w:rPr>
+        <w:t>31]);</w:t>
       </w:r>
     </w:p>
     <w:p>
@@ -2273,6 +2622,7 @@
           <w:szCs w:val="18"/>
         </w:rPr>
       </w:pPr>
+      <w:proofErr w:type="spellStart"/>
       <w:r>
         <w:rPr>
           <w:rFonts w:ascii="Cascadia Mono" w:hAnsi="Cascadia Mono"/>
@@ -2300,6 +2650,7 @@
         </w:rPr>
         <w:t>WriteLine</w:t>
       </w:r>
+      <w:proofErr w:type="spellEnd"/>
       <w:r>
         <w:rPr>
           <w:rFonts w:ascii="Cascadia Mono" w:hAnsi="Cascadia Mono"/>
@@ -2327,6 +2678,7 @@
         </w:rPr>
         <w:t xml:space="preserve"> + </w:t>
       </w:r>
+      <w:proofErr w:type="spellStart"/>
       <w:r>
         <w:rPr>
           <w:rFonts w:ascii="Cascadia Mono" w:hAnsi="Cascadia Mono"/>
@@ -2336,6 +2688,7 @@
         </w:rPr>
         <w:t>count</w:t>
       </w:r>
+      <w:proofErr w:type="spellEnd"/>
       <w:r>
         <w:rPr>
           <w:rFonts w:ascii="Cascadia Mono" w:hAnsi="Cascadia Mono"/>
@@ -2379,6 +2732,7 @@
       </w:pPr>
       <w:r>
         <w:rPr>
+          <w:noProof/>
           <w:lang w:val="en-US"/>
         </w:rPr>
         <w:lastRenderedPageBreak/>
@@ -2433,7 +2787,36 @@
         <w:spacing w:after="0"/>
       </w:pPr>
       <w:r>
-        <w:t>Через for заполните int[5] числами 1…5, через foreach получите сумму 15. Объясните разные роли циклов.</w:t>
+        <w:t xml:space="preserve">Через </w:t>
+      </w:r>
+      <w:proofErr w:type="spellStart"/>
+      <w:r>
+        <w:t>for</w:t>
+      </w:r>
+      <w:proofErr w:type="spellEnd"/>
+      <w:r>
+        <w:t xml:space="preserve"> заполните </w:t>
+      </w:r>
+      <w:proofErr w:type="spellStart"/>
+      <w:proofErr w:type="gramStart"/>
+      <w:r>
+        <w:t>int</w:t>
+      </w:r>
+      <w:proofErr w:type="spellEnd"/>
+      <w:r>
+        <w:t>[</w:t>
+      </w:r>
+      <w:proofErr w:type="gramEnd"/>
+      <w:r>
+        <w:t xml:space="preserve">5] числами 1…5, через </w:t>
+      </w:r>
+      <w:proofErr w:type="spellStart"/>
+      <w:r>
+        <w:t>foreach</w:t>
+      </w:r>
+      <w:proofErr w:type="spellEnd"/>
+      <w:r>
+        <w:t xml:space="preserve"> получите сумму 15. Объясните разные роли циклов.</w:t>
       </w:r>
     </w:p>
     <w:p>
@@ -2451,11 +2834,19 @@
           <w:lang w:val="en-US"/>
         </w:rPr>
       </w:pPr>
-      <w:r>
-        <w:rPr>
-          <w:lang w:val="en-US"/>
-        </w:rPr>
-        <w:t>int[] numbers = new int [5];</w:t>
+      <w:proofErr w:type="gramStart"/>
+      <w:r>
+        <w:rPr>
+          <w:lang w:val="en-US"/>
+        </w:rPr>
+        <w:t>int[</w:t>
+      </w:r>
+      <w:proofErr w:type="gramEnd"/>
+      <w:r>
+        <w:rPr>
+          <w:lang w:val="en-US"/>
+        </w:rPr>
+        <w:t>] numbers = new int [5];</w:t>
       </w:r>
     </w:p>
     <w:p>
@@ -2483,7 +2874,65 @@
         <w:rPr>
           <w:lang w:val="en-US"/>
         </w:rPr>
-        <w:t>for (int i = 0; i &lt; numbers.Length; i++)</w:t>
+        <w:t xml:space="preserve">for (int </w:t>
+      </w:r>
+      <w:proofErr w:type="spellStart"/>
+      <w:r>
+        <w:rPr>
+          <w:lang w:val="en-US"/>
+        </w:rPr>
+        <w:t>i</w:t>
+      </w:r>
+      <w:proofErr w:type="spellEnd"/>
+      <w:r>
+        <w:rPr>
+          <w:lang w:val="en-US"/>
+        </w:rPr>
+        <w:t xml:space="preserve"> = 0; </w:t>
+      </w:r>
+      <w:proofErr w:type="spellStart"/>
+      <w:r>
+        <w:rPr>
+          <w:lang w:val="en-US"/>
+        </w:rPr>
+        <w:t>i</w:t>
+      </w:r>
+      <w:proofErr w:type="spellEnd"/>
+      <w:r>
+        <w:rPr>
+          <w:lang w:val="en-US"/>
+        </w:rPr>
+        <w:t xml:space="preserve"> &lt; </w:t>
+      </w:r>
+      <w:proofErr w:type="spellStart"/>
+      <w:proofErr w:type="gramStart"/>
+      <w:r>
+        <w:rPr>
+          <w:lang w:val="en-US"/>
+        </w:rPr>
+        <w:t>numbers.Length</w:t>
+      </w:r>
+      <w:proofErr w:type="spellEnd"/>
+      <w:proofErr w:type="gramEnd"/>
+      <w:r>
+        <w:rPr>
+          <w:lang w:val="en-US"/>
+        </w:rPr>
+        <w:t xml:space="preserve">; </w:t>
+      </w:r>
+      <w:proofErr w:type="spellStart"/>
+      <w:r>
+        <w:rPr>
+          <w:lang w:val="en-US"/>
+        </w:rPr>
+        <w:t>i</w:t>
+      </w:r>
+      <w:proofErr w:type="spellEnd"/>
+      <w:r>
+        <w:rPr>
+          <w:lang w:val="en-US"/>
+        </w:rPr>
+        <w:t>++)</w:t>
       </w:r>
     </w:p>
     <w:p>
@@ -2497,7 +2946,21 @@
         <w:rPr>
           <w:lang w:val="en-US"/>
         </w:rPr>
-        <w:t xml:space="preserve">    numbers[i] = i+1;</w:t>
+        <w:t xml:space="preserve">    numbers[</w:t>
+      </w:r>
+      <w:proofErr w:type="spellStart"/>
+      <w:r>
+        <w:rPr>
+          <w:lang w:val="en-US"/>
+        </w:rPr>
+        <w:t>i</w:t>
+      </w:r>
+      <w:proofErr w:type="spellEnd"/>
+      <w:r>
+        <w:rPr>
+          <w:lang w:val="en-US"/>
+        </w:rPr>
+        <w:t>] = i+1;</w:t>
       </w:r>
     </w:p>
     <w:p>
@@ -2511,7 +2974,21 @@
         <w:rPr>
           <w:lang w:val="en-US"/>
         </w:rPr>
-        <w:t>foreach (int i in numbers)</w:t>
+        <w:t xml:space="preserve">foreach (int </w:t>
+      </w:r>
+      <w:proofErr w:type="spellStart"/>
+      <w:r>
+        <w:rPr>
+          <w:lang w:val="en-US"/>
+        </w:rPr>
+        <w:t>i</w:t>
+      </w:r>
+      <w:proofErr w:type="spellEnd"/>
+      <w:r>
+        <w:rPr>
+          <w:lang w:val="en-US"/>
+        </w:rPr>
+        <w:t xml:space="preserve"> in numbers)</w:t>
       </w:r>
     </w:p>
     <w:p>
@@ -2539,7 +3016,21 @@
         <w:rPr>
           <w:lang w:val="en-US"/>
         </w:rPr>
-        <w:t xml:space="preserve">    sum = sum + i;</w:t>
+        <w:t xml:space="preserve">    sum = sum + </w:t>
+      </w:r>
+      <w:proofErr w:type="spellStart"/>
+      <w:r>
+        <w:rPr>
+          <w:lang w:val="en-US"/>
+        </w:rPr>
+        <w:t>i</w:t>
+      </w:r>
+      <w:proofErr w:type="spellEnd"/>
+      <w:r>
+        <w:rPr>
+          <w:lang w:val="en-US"/>
+        </w:rPr>
+        <w:t>;</w:t>
       </w:r>
     </w:p>
     <w:p>
@@ -2553,7 +3044,35 @@
         <w:rPr>
           <w:lang w:val="en-US"/>
         </w:rPr>
-        <w:t xml:space="preserve">    Console.Write(i + " ");</w:t>
+        <w:t xml:space="preserve">    </w:t>
+      </w:r>
+      <w:proofErr w:type="spellStart"/>
+      <w:r>
+        <w:rPr>
+          <w:lang w:val="en-US"/>
+        </w:rPr>
+        <w:t>Console.Write</w:t>
+      </w:r>
+      <w:proofErr w:type="spellEnd"/>
+      <w:r>
+        <w:rPr>
+          <w:lang w:val="en-US"/>
+        </w:rPr>
+        <w:t>(</w:t>
+      </w:r>
+      <w:proofErr w:type="spellStart"/>
+      <w:r>
+        <w:rPr>
+          <w:lang w:val="en-US"/>
+        </w:rPr>
+        <w:t>i</w:t>
+      </w:r>
+      <w:proofErr w:type="spellEnd"/>
+      <w:r>
+        <w:rPr>
+          <w:lang w:val="en-US"/>
+        </w:rPr>
+        <w:t xml:space="preserve"> + " ");</w:t>
       </w:r>
     </w:p>
     <w:p>
@@ -2577,11 +3096,33 @@
           <w:lang w:val="ru-RU"/>
         </w:rPr>
       </w:pPr>
-      <w:r>
-        <w:rPr>
-          <w:lang w:val="ru-RU"/>
-        </w:rPr>
-        <w:t>Console.WriteLine(sum);</w:t>
+      <w:proofErr w:type="spellStart"/>
+      <w:r>
+        <w:rPr>
+          <w:lang w:val="ru-RU"/>
+        </w:rPr>
+        <w:t>Console.WriteLine</w:t>
+      </w:r>
+      <w:proofErr w:type="spellEnd"/>
+      <w:r>
+        <w:rPr>
+          <w:lang w:val="ru-RU"/>
+        </w:rPr>
+        <w:t>(</w:t>
+      </w:r>
+      <w:proofErr w:type="spellStart"/>
+      <w:r>
+        <w:rPr>
+          <w:lang w:val="ru-RU"/>
+        </w:rPr>
+        <w:t>sum</w:t>
+      </w:r>
+      <w:proofErr w:type="spellEnd"/>
+      <w:r>
+        <w:rPr>
+          <w:lang w:val="ru-RU"/>
+        </w:rPr>
+        <w:t>);</w:t>
       </w:r>
     </w:p>
     <w:p>
@@ -2601,6 +3142,7 @@
       </w:pPr>
       <w:r>
         <w:rPr>
+          <w:noProof/>
           <w:lang w:val="en-US"/>
         </w:rPr>
         <w:drawing>
@@ -2654,8 +3196,403 @@
         <w:spacing w:after="0"/>
       </w:pPr>
       <w:r>
-        <w:t>Через foreach отберите непустые строки готового массива в новый List. Исходник не меняйте.</w:t>
-      </w:r>
+        <w:t xml:space="preserve">Через </w:t>
+      </w:r>
+      <w:proofErr w:type="spellStart"/>
+      <w:r>
+        <w:t>foreach</w:t>
+      </w:r>
+      <w:proofErr w:type="spellEnd"/>
+      <w:r>
+        <w:t xml:space="preserve"> отберите непустые строки готового массива в новый List. Исходник не меняйте.</w:t>
+      </w:r>
+    </w:p>
+    <w:p>
+      <w:pPr>
+        <w:spacing w:after="0"/>
+        <w:rPr>
+          <w:lang w:val="ru-RU"/>
+        </w:rPr>
+      </w:pPr>
+    </w:p>
+    <w:p>
+      <w:pPr>
+        <w:spacing w:after="0"/>
+        <w:rPr>
+          <w:lang w:val="ru-RU"/>
+        </w:rPr>
+      </w:pPr>
+      <w:proofErr w:type="spellStart"/>
+      <w:proofErr w:type="gramStart"/>
+      <w:r>
+        <w:rPr>
+          <w:lang w:val="ru-RU"/>
+        </w:rPr>
+        <w:t>string</w:t>
+      </w:r>
+      <w:proofErr w:type="spellEnd"/>
+      <w:r>
+        <w:rPr>
+          <w:lang w:val="ru-RU"/>
+        </w:rPr>
+        <w:t>[</w:t>
+      </w:r>
+      <w:proofErr w:type="gramEnd"/>
+      <w:r>
+        <w:rPr>
+          <w:lang w:val="ru-RU"/>
+        </w:rPr>
+        <w:t xml:space="preserve">] </w:t>
+      </w:r>
+      <w:proofErr w:type="spellStart"/>
+      <w:r>
+        <w:rPr>
+          <w:lang w:val="ru-RU"/>
+        </w:rPr>
+        <w:t>strings</w:t>
+      </w:r>
+      <w:proofErr w:type="spellEnd"/>
+      <w:r>
+        <w:rPr>
+          <w:lang w:val="ru-RU"/>
+        </w:rPr>
+        <w:t xml:space="preserve"> = { "чипсы ", "базуки", </w:t>
+      </w:r>
+      <w:proofErr w:type="spellStart"/>
+      <w:r>
+        <w:rPr>
+          <w:lang w:val="ru-RU"/>
+        </w:rPr>
+        <w:t>null</w:t>
+      </w:r>
+      <w:proofErr w:type="spellEnd"/>
+      <w:r>
+        <w:rPr>
+          <w:lang w:val="ru-RU"/>
+        </w:rPr>
+        <w:t>, "", " кислинка" };</w:t>
+      </w:r>
+    </w:p>
+    <w:p>
+      <w:pPr>
+        <w:spacing w:after="0"/>
+        <w:rPr>
+          <w:lang w:val="ru-RU"/>
+        </w:rPr>
+      </w:pPr>
+    </w:p>
+    <w:p>
+      <w:pPr>
+        <w:spacing w:after="0"/>
+        <w:rPr>
+          <w:lang w:val="en-US"/>
+        </w:rPr>
+      </w:pPr>
+      <w:r>
+        <w:rPr>
+          <w:lang w:val="en-US"/>
+        </w:rPr>
+        <w:t>List&lt;string&gt; strings1 = new List&lt;string</w:t>
+      </w:r>
+      <w:proofErr w:type="gramStart"/>
+      <w:r>
+        <w:rPr>
+          <w:lang w:val="en-US"/>
+        </w:rPr>
+        <w:t>&gt;(</w:t>
+      </w:r>
+      <w:proofErr w:type="gramEnd"/>
+      <w:r>
+        <w:rPr>
+          <w:lang w:val="en-US"/>
+        </w:rPr>
+        <w:t>);</w:t>
+      </w:r>
+    </w:p>
+    <w:p>
+      <w:pPr>
+        <w:spacing w:after="0"/>
+        <w:rPr>
+          <w:lang w:val="en-US"/>
+        </w:rPr>
+      </w:pPr>
+    </w:p>
+    <w:p>
+      <w:pPr>
+        <w:spacing w:after="0"/>
+        <w:rPr>
+          <w:lang w:val="en-US"/>
+        </w:rPr>
+      </w:pPr>
+      <w:r>
+        <w:rPr>
+          <w:lang w:val="en-US"/>
+        </w:rPr>
+        <w:t>foreach (string s in strings)</w:t>
+      </w:r>
+    </w:p>
+    <w:p>
+      <w:pPr>
+        <w:spacing w:after="0"/>
+        <w:rPr>
+          <w:lang w:val="en-US"/>
+        </w:rPr>
+      </w:pPr>
+      <w:r>
+        <w:rPr>
+          <w:lang w:val="en-US"/>
+        </w:rPr>
+        <w:t>{</w:t>
+      </w:r>
+    </w:p>
+    <w:p>
+      <w:pPr>
+        <w:spacing w:after="0"/>
+        <w:rPr>
+          <w:lang w:val="en-US"/>
+        </w:rPr>
+      </w:pPr>
+      <w:r>
+        <w:rPr>
+          <w:lang w:val="en-US"/>
+        </w:rPr>
+        <w:t xml:space="preserve">    if (</w:t>
+      </w:r>
+      <w:proofErr w:type="gramStart"/>
+      <w:r>
+        <w:rPr>
+          <w:lang w:val="en-US"/>
+        </w:rPr>
+        <w:t>s !</w:t>
+      </w:r>
+      <w:proofErr w:type="gramEnd"/>
+      <w:r>
+        <w:rPr>
+          <w:lang w:val="en-US"/>
+        </w:rPr>
+        <w:t>= null)</w:t>
+      </w:r>
+    </w:p>
+    <w:p>
+      <w:pPr>
+        <w:spacing w:after="0"/>
+        <w:rPr>
+          <w:lang w:val="en-US"/>
+        </w:rPr>
+      </w:pPr>
+      <w:r>
+        <w:rPr>
+          <w:lang w:val="en-US"/>
+        </w:rPr>
+        <w:t xml:space="preserve">    {</w:t>
+      </w:r>
+    </w:p>
+    <w:p>
+      <w:pPr>
+        <w:spacing w:after="0"/>
+        <w:rPr>
+          <w:lang w:val="en-US"/>
+        </w:rPr>
+      </w:pPr>
+      <w:r>
+        <w:rPr>
+          <w:lang w:val="en-US"/>
+        </w:rPr>
+        <w:t xml:space="preserve">        strings1.Add(s);</w:t>
+      </w:r>
+    </w:p>
+    <w:p>
+      <w:pPr>
+        <w:spacing w:after="0"/>
+        <w:rPr>
+          <w:lang w:val="en-US"/>
+        </w:rPr>
+      </w:pPr>
+      <w:r>
+        <w:rPr>
+          <w:lang w:val="en-US"/>
+        </w:rPr>
+        <w:t xml:space="preserve">    }</w:t>
+      </w:r>
+    </w:p>
+    <w:p>
+      <w:pPr>
+        <w:spacing w:after="0"/>
+        <w:rPr>
+          <w:lang w:val="en-US"/>
+        </w:rPr>
+      </w:pPr>
+      <w:r>
+        <w:rPr>
+          <w:lang w:val="en-US"/>
+        </w:rPr>
+        <w:t>}</w:t>
+      </w:r>
+    </w:p>
+    <w:p>
+      <w:pPr>
+        <w:spacing w:after="0"/>
+        <w:rPr>
+          <w:lang w:val="en-US"/>
+        </w:rPr>
+      </w:pPr>
+      <w:proofErr w:type="spellStart"/>
+      <w:r>
+        <w:rPr>
+          <w:lang w:val="en-US"/>
+        </w:rPr>
+        <w:t>Console.Write</w:t>
+      </w:r>
+      <w:proofErr w:type="spellEnd"/>
+      <w:r>
+        <w:rPr>
+          <w:lang w:val="en-US"/>
+        </w:rPr>
+        <w:t>("</w:t>
+      </w:r>
+      <w:r>
+        <w:rPr>
+          <w:lang w:val="ru-RU"/>
+        </w:rPr>
+        <w:t>новый</w:t>
+      </w:r>
+      <w:r>
+        <w:rPr>
+          <w:lang w:val="en-US"/>
+        </w:rPr>
+        <w:t xml:space="preserve"> List: ");</w:t>
+      </w:r>
+    </w:p>
+    <w:p>
+      <w:pPr>
+        <w:spacing w:after="0"/>
+        <w:rPr>
+          <w:lang w:val="en-US"/>
+        </w:rPr>
+      </w:pPr>
+      <w:r>
+        <w:rPr>
+          <w:lang w:val="en-US"/>
+        </w:rPr>
+        <w:t>foreach (string s in strings)</w:t>
+      </w:r>
+    </w:p>
+    <w:p>
+      <w:pPr>
+        <w:spacing w:after="0"/>
+        <w:rPr>
+          <w:lang w:val="ru-RU"/>
+        </w:rPr>
+      </w:pPr>
+      <w:r>
+        <w:rPr>
+          <w:lang w:val="ru-RU"/>
+        </w:rPr>
+        <w:t>{</w:t>
+      </w:r>
+    </w:p>
+    <w:p>
+      <w:pPr>
+        <w:spacing w:after="0"/>
+        <w:rPr>
+          <w:lang w:val="ru-RU"/>
+        </w:rPr>
+      </w:pPr>
+      <w:r>
+        <w:rPr>
+          <w:lang w:val="ru-RU"/>
+        </w:rPr>
+        <w:t xml:space="preserve">    </w:t>
+      </w:r>
+      <w:proofErr w:type="spellStart"/>
+      <w:r>
+        <w:rPr>
+          <w:lang w:val="ru-RU"/>
+        </w:rPr>
+        <w:t>Console.Write</w:t>
+      </w:r>
+      <w:proofErr w:type="spellEnd"/>
+      <w:r>
+        <w:rPr>
+          <w:lang w:val="ru-RU"/>
+        </w:rPr>
+        <w:t>(s);</w:t>
+      </w:r>
+    </w:p>
+    <w:p>
+      <w:pPr>
+        <w:spacing w:after="0"/>
+        <w:rPr>
+          <w:lang w:val="ru-RU"/>
+        </w:rPr>
+      </w:pPr>
+      <w:r>
+        <w:rPr>
+          <w:lang w:val="ru-RU"/>
+        </w:rPr>
+        <w:t>}</w:t>
+      </w:r>
+    </w:p>
+    <w:p>
+      <w:pPr>
+        <w:spacing w:after="0"/>
+        <w:rPr>
+          <w:lang w:val="ru-RU"/>
+        </w:rPr>
+      </w:pPr>
+    </w:p>
+    <w:p>
+      <w:pPr>
+        <w:spacing w:after="0"/>
+        <w:rPr>
+          <w:lang w:val="ru-RU"/>
+        </w:rPr>
+      </w:pPr>
+      <w:r>
+        <w:rPr>
+          <w:lang w:val="ru-RU"/>
+        </w:rPr>
+        <w:drawing>
+          <wp:inline distT="0" distB="0" distL="0" distR="0" wp14:anchorId="26EA6ED6" wp14:editId="0AAAC0C4">
+            <wp:extent cx="3096057" cy="562053"/>
+            <wp:effectExtent l="0" t="0" r="9525" b="9525"/>
+            <wp:docPr id="4" name="Рисунок 4"/>
+            <wp:cNvGraphicFramePr>
+              <a:graphicFrameLocks xmlns:a="http://schemas.openxmlformats.org/drawingml/2006/main" noChangeAspect="1"/>
+            </wp:cNvGraphicFramePr>
+            <a:graphic xmlns:a="http://schemas.openxmlformats.org/drawingml/2006/main">
+              <a:graphicData uri="http://schemas.openxmlformats.org/drawingml/2006/picture">
+                <pic:pic xmlns:pic="http://schemas.openxmlformats.org/drawingml/2006/picture">
+                  <pic:nvPicPr>
+                    <pic:cNvPr id="1" name=""/>
+                    <pic:cNvPicPr/>
+                  </pic:nvPicPr>
+                  <pic:blipFill>
+                    <a:blip r:embed="rId8"/>
+                    <a:stretch>
+                      <a:fillRect/>
+                    </a:stretch>
+                  </pic:blipFill>
+                  <pic:spPr>
+                    <a:xfrm>
+                      <a:off x="0" y="0"/>
+                      <a:ext cx="3096057" cy="562053"/>
+                    </a:xfrm>
+                    <a:prstGeom prst="rect">
+                      <a:avLst/>
+                    </a:prstGeom>
+                  </pic:spPr>
+                </pic:pic>
+              </a:graphicData>
+            </a:graphic>
+          </wp:inline>
+        </w:drawing>
+      </w:r>
+    </w:p>
+    <w:p>
+      <w:pPr>
+        <w:spacing w:after="0"/>
+      </w:pPr>
     </w:p>
     <w:p>
       <w:pPr>
@@ -2666,10 +3603,1420 @@
         <w:spacing w:after="240"/>
       </w:pPr>
       <w:r>
+        <w:lastRenderedPageBreak/>
         <w:t>Проверьте пустой массив и массив из одного элемента. Объясните разницу «чётный индекс» и «чётное значение».</w:t>
       </w:r>
     </w:p>
-    <w:p/>
+    <w:p>
+      <w:pPr>
+        <w:spacing w:after="240"/>
+        <w:rPr>
+          <w:lang w:val="ru-RU"/>
+        </w:rPr>
+      </w:pPr>
+    </w:p>
+    <w:p>
+      <w:pPr>
+        <w:spacing w:after="240"/>
+        <w:rPr>
+          <w:lang w:val="en-US"/>
+        </w:rPr>
+      </w:pPr>
+      <w:proofErr w:type="gramStart"/>
+      <w:r>
+        <w:rPr>
+          <w:lang w:val="en-US"/>
+        </w:rPr>
+        <w:t>int[</w:t>
+      </w:r>
+      <w:proofErr w:type="gramEnd"/>
+      <w:r>
+        <w:rPr>
+          <w:lang w:val="en-US"/>
+        </w:rPr>
+        <w:t>] bob = new int[0];</w:t>
+      </w:r>
+    </w:p>
+    <w:p>
+      <w:pPr>
+        <w:spacing w:after="240"/>
+        <w:rPr>
+          <w:lang w:val="en-US"/>
+        </w:rPr>
+      </w:pPr>
+      <w:r>
+        <w:rPr>
+          <w:lang w:val="en-US"/>
+        </w:rPr>
+        <w:t>foreach (int x in bob)</w:t>
+      </w:r>
+    </w:p>
+    <w:p>
+      <w:pPr>
+        <w:spacing w:after="240"/>
+        <w:rPr>
+          <w:lang w:val="ru-RU"/>
+        </w:rPr>
+      </w:pPr>
+      <w:r>
+        <w:rPr>
+          <w:lang w:val="ru-RU"/>
+        </w:rPr>
+        <w:t>{</w:t>
+      </w:r>
+    </w:p>
+    <w:p>
+      <w:pPr>
+        <w:spacing w:after="240"/>
+        <w:rPr>
+          <w:lang w:val="ru-RU"/>
+        </w:rPr>
+      </w:pPr>
+      <w:r>
+        <w:rPr>
+          <w:lang w:val="ru-RU"/>
+        </w:rPr>
+        <w:t xml:space="preserve">    </w:t>
+      </w:r>
+      <w:proofErr w:type="spellStart"/>
+      <w:r>
+        <w:rPr>
+          <w:lang w:val="ru-RU"/>
+        </w:rPr>
+        <w:t>Console.WriteLine</w:t>
+      </w:r>
+      <w:proofErr w:type="spellEnd"/>
+      <w:r>
+        <w:rPr>
+          <w:lang w:val="ru-RU"/>
+        </w:rPr>
+        <w:t>(x);</w:t>
+      </w:r>
+    </w:p>
+    <w:p>
+      <w:pPr>
+        <w:spacing w:after="240"/>
+        <w:rPr>
+          <w:lang w:val="ru-RU"/>
+        </w:rPr>
+      </w:pPr>
+      <w:r>
+        <w:rPr>
+          <w:lang w:val="ru-RU"/>
+        </w:rPr>
+        <w:t>}</w:t>
+      </w:r>
+    </w:p>
+    <w:p>
+      <w:pPr>
+        <w:spacing w:after="240"/>
+        <w:rPr>
+          <w:lang w:val="ru-RU"/>
+        </w:rPr>
+      </w:pPr>
+      <w:proofErr w:type="spellStart"/>
+      <w:r>
+        <w:rPr>
+          <w:lang w:val="ru-RU"/>
+        </w:rPr>
+        <w:t>Console.WriteLine</w:t>
+      </w:r>
+      <w:proofErr w:type="spellEnd"/>
+      <w:r>
+        <w:rPr>
+          <w:lang w:val="ru-RU"/>
+        </w:rPr>
+        <w:t>("Цикл по пустому массиву ничего не делает");</w:t>
+      </w:r>
+    </w:p>
+    <w:p>
+      <w:pPr>
+        <w:spacing w:after="240"/>
+        <w:rPr>
+          <w:lang w:val="ru-RU"/>
+        </w:rPr>
+      </w:pPr>
+    </w:p>
+    <w:p>
+      <w:pPr>
+        <w:spacing w:after="240"/>
+        <w:rPr>
+          <w:lang w:val="ru-RU"/>
+        </w:rPr>
+      </w:pPr>
+    </w:p>
+    <w:p>
+      <w:pPr>
+        <w:spacing w:after="240"/>
+        <w:rPr>
+          <w:lang w:val="en-US"/>
+        </w:rPr>
+      </w:pPr>
+      <w:proofErr w:type="gramStart"/>
+      <w:r>
+        <w:rPr>
+          <w:lang w:val="en-US"/>
+        </w:rPr>
+        <w:t>int[</w:t>
+      </w:r>
+      <w:proofErr w:type="gramEnd"/>
+      <w:r>
+        <w:rPr>
+          <w:lang w:val="en-US"/>
+        </w:rPr>
+        <w:t xml:space="preserve">] </w:t>
+      </w:r>
+      <w:proofErr w:type="spellStart"/>
+      <w:r>
+        <w:rPr>
+          <w:lang w:val="en-US"/>
+        </w:rPr>
+        <w:t>sergey</w:t>
+      </w:r>
+      <w:proofErr w:type="spellEnd"/>
+      <w:r>
+        <w:rPr>
+          <w:lang w:val="en-US"/>
+        </w:rPr>
+        <w:t xml:space="preserve"> = { 9 };</w:t>
+      </w:r>
+    </w:p>
+    <w:p>
+      <w:pPr>
+        <w:spacing w:after="240"/>
+        <w:rPr>
+          <w:lang w:val="en-US"/>
+        </w:rPr>
+      </w:pPr>
+      <w:r>
+        <w:rPr>
+          <w:lang w:val="en-US"/>
+        </w:rPr>
+        <w:t xml:space="preserve">foreach (int x in </w:t>
+      </w:r>
+      <w:proofErr w:type="spellStart"/>
+      <w:r>
+        <w:rPr>
+          <w:lang w:val="en-US"/>
+        </w:rPr>
+        <w:t>sergey</w:t>
+      </w:r>
+      <w:proofErr w:type="spellEnd"/>
+      <w:r>
+        <w:rPr>
+          <w:lang w:val="en-US"/>
+        </w:rPr>
+        <w:t>)</w:t>
+      </w:r>
+    </w:p>
+    <w:p>
+      <w:pPr>
+        <w:spacing w:after="240"/>
+        <w:rPr>
+          <w:lang w:val="en-US"/>
+        </w:rPr>
+      </w:pPr>
+      <w:r>
+        <w:rPr>
+          <w:lang w:val="en-US"/>
+        </w:rPr>
+        <w:t>{</w:t>
+      </w:r>
+    </w:p>
+    <w:p>
+      <w:pPr>
+        <w:spacing w:after="240"/>
+        <w:rPr>
+          <w:lang w:val="en-US"/>
+        </w:rPr>
+      </w:pPr>
+      <w:r>
+        <w:rPr>
+          <w:lang w:val="en-US"/>
+        </w:rPr>
+        <w:t xml:space="preserve">    </w:t>
+      </w:r>
+      <w:proofErr w:type="spellStart"/>
+      <w:r>
+        <w:rPr>
+          <w:lang w:val="en-US"/>
+        </w:rPr>
+        <w:t>Console.WriteLine</w:t>
+      </w:r>
+      <w:proofErr w:type="spellEnd"/>
+      <w:r>
+        <w:rPr>
+          <w:lang w:val="en-US"/>
+        </w:rPr>
+        <w:t>(x);</w:t>
+      </w:r>
+    </w:p>
+    <w:p>
+      <w:pPr>
+        <w:spacing w:after="240"/>
+        <w:rPr>
+          <w:lang w:val="en-US"/>
+        </w:rPr>
+      </w:pPr>
+      <w:r>
+        <w:rPr>
+          <w:lang w:val="en-US"/>
+        </w:rPr>
+        <w:t>}</w:t>
+      </w:r>
+    </w:p>
+    <w:p>
+      <w:pPr>
+        <w:spacing w:after="240"/>
+        <w:rPr>
+          <w:lang w:val="en-US"/>
+        </w:rPr>
+      </w:pPr>
+      <w:proofErr w:type="spellStart"/>
+      <w:r>
+        <w:rPr>
+          <w:lang w:val="en-US"/>
+        </w:rPr>
+        <w:t>Console.WriteLine</w:t>
+      </w:r>
+      <w:proofErr w:type="spellEnd"/>
+      <w:r>
+        <w:rPr>
+          <w:lang w:val="en-US"/>
+        </w:rPr>
+        <w:t>("</w:t>
+      </w:r>
+      <w:r>
+        <w:rPr>
+          <w:lang w:val="ru-RU"/>
+        </w:rPr>
+        <w:t>Цикл</w:t>
+      </w:r>
+      <w:r>
+        <w:rPr>
+          <w:lang w:val="en-US"/>
+        </w:rPr>
+        <w:t xml:space="preserve"> </w:t>
+      </w:r>
+      <w:r>
+        <w:rPr>
+          <w:lang w:val="ru-RU"/>
+        </w:rPr>
+        <w:t>выполняется</w:t>
+      </w:r>
+      <w:r>
+        <w:rPr>
+          <w:lang w:val="en-US"/>
+        </w:rPr>
+        <w:t xml:space="preserve"> </w:t>
+      </w:r>
+      <w:r>
+        <w:rPr>
+          <w:lang w:val="ru-RU"/>
+        </w:rPr>
+        <w:t>ровно</w:t>
+      </w:r>
+      <w:r>
+        <w:rPr>
+          <w:lang w:val="en-US"/>
+        </w:rPr>
+        <w:t xml:space="preserve"> 1 </w:t>
+      </w:r>
+      <w:r>
+        <w:rPr>
+          <w:lang w:val="ru-RU"/>
+        </w:rPr>
+        <w:t>раз</w:t>
+      </w:r>
+      <w:r>
+        <w:rPr>
+          <w:lang w:val="en-US"/>
+        </w:rPr>
+        <w:t>");</w:t>
+      </w:r>
+    </w:p>
+    <w:p>
+      <w:pPr>
+        <w:spacing w:after="240"/>
+        <w:rPr>
+          <w:lang w:val="en-US"/>
+        </w:rPr>
+      </w:pPr>
+      <w:r>
+        <w:rPr>
+          <w:lang w:val="en-US"/>
+        </w:rPr>
+        <w:drawing>
+          <wp:inline distT="0" distB="0" distL="0" distR="0" wp14:anchorId="02C1AE33" wp14:editId="5B447A72">
+            <wp:extent cx="3534268" cy="857370"/>
+            <wp:effectExtent l="0" t="0" r="0" b="0"/>
+            <wp:docPr id="5" name="Рисунок 5"/>
+            <wp:cNvGraphicFramePr>
+              <a:graphicFrameLocks xmlns:a="http://schemas.openxmlformats.org/drawingml/2006/main" noChangeAspect="1"/>
+            </wp:cNvGraphicFramePr>
+            <a:graphic xmlns:a="http://schemas.openxmlformats.org/drawingml/2006/main">
+              <a:graphicData uri="http://schemas.openxmlformats.org/drawingml/2006/picture">
+                <pic:pic xmlns:pic="http://schemas.openxmlformats.org/drawingml/2006/picture">
+                  <pic:nvPicPr>
+                    <pic:cNvPr id="1" name=""/>
+                    <pic:cNvPicPr/>
+                  </pic:nvPicPr>
+                  <pic:blipFill>
+                    <a:blip r:embed="rId9"/>
+                    <a:stretch>
+                      <a:fillRect/>
+                    </a:stretch>
+                  </pic:blipFill>
+                  <pic:spPr>
+                    <a:xfrm>
+                      <a:off x="0" y="0"/>
+                      <a:ext cx="3534268" cy="857370"/>
+                    </a:xfrm>
+                    <a:prstGeom prst="rect">
+                      <a:avLst/>
+                    </a:prstGeom>
+                  </pic:spPr>
+                </pic:pic>
+              </a:graphicData>
+            </a:graphic>
+          </wp:inline>
+        </w:drawing>
+      </w:r>
+    </w:p>
+    <w:p>
+      <w:pPr>
+        <w:rPr>
+          <w:lang w:val="ru-RU"/>
+        </w:rPr>
+      </w:pPr>
+      <w:r>
+        <w:rPr>
+          <w:lang w:val="ru-RU"/>
+        </w:rPr>
+        <w:t xml:space="preserve">Четный индекс </w:t>
+      </w:r>
+      <w:proofErr w:type="gramStart"/>
+      <w:r>
+        <w:rPr>
+          <w:lang w:val="ru-RU"/>
+        </w:rPr>
+        <w:t>- это</w:t>
+      </w:r>
+      <w:proofErr w:type="gramEnd"/>
+      <w:r>
+        <w:rPr>
+          <w:lang w:val="ru-RU"/>
+        </w:rPr>
+        <w:t xml:space="preserve"> порядковый номер массива (четный).</w:t>
+      </w:r>
+    </w:p>
+    <w:p>
+      <w:pPr>
+        <w:rPr>
+          <w:lang w:val="ru-RU"/>
+        </w:rPr>
+      </w:pPr>
+      <w:r>
+        <w:rPr>
+          <w:lang w:val="ru-RU"/>
+        </w:rPr>
+        <w:t>Четное значение – это то значение, которое лежит в массиве и является четным.</w:t>
+      </w:r>
+    </w:p>
+    <w:p>
+      <w:pPr>
+        <w:rPr>
+          <w:lang w:val="ru-RU"/>
+        </w:rPr>
+      </w:pPr>
+      <w:r>
+        <w:rPr>
+          <w:lang w:val="ru-RU"/>
+        </w:rPr>
+        <w:t>Вариант 15</w:t>
+      </w:r>
+    </w:p>
+    <w:p>
+      <w:pPr>
+        <w:rPr>
+          <w:lang w:val="ru-RU"/>
+        </w:rPr>
+      </w:pPr>
+      <w:r>
+        <w:rPr>
+          <w:lang w:val="ru-RU"/>
+        </w:rPr>
+        <w:t xml:space="preserve">А1. Через </w:t>
+      </w:r>
+      <w:proofErr w:type="spellStart"/>
+      <w:r>
+        <w:rPr>
+          <w:lang w:val="ru-RU"/>
+        </w:rPr>
+        <w:t>for</w:t>
+      </w:r>
+      <w:proofErr w:type="spellEnd"/>
+      <w:r>
+        <w:rPr>
+          <w:lang w:val="ru-RU"/>
+        </w:rPr>
+        <w:t xml:space="preserve"> скопируйте </w:t>
+      </w:r>
+      <w:proofErr w:type="spellStart"/>
+      <w:proofErr w:type="gramStart"/>
+      <w:r>
+        <w:rPr>
+          <w:lang w:val="ru-RU"/>
+        </w:rPr>
+        <w:t>int</w:t>
+      </w:r>
+      <w:proofErr w:type="spellEnd"/>
+      <w:r>
+        <w:rPr>
+          <w:lang w:val="ru-RU"/>
+        </w:rPr>
+        <w:t>[</w:t>
+      </w:r>
+      <w:proofErr w:type="gramEnd"/>
+      <w:r>
+        <w:rPr>
+          <w:lang w:val="ru-RU"/>
+        </w:rPr>
+        <w:t>] в новый массив такой же длины с добавлением 1 к каждому элементу; значения от −1000 до 1000.</w:t>
+      </w:r>
+    </w:p>
+    <w:p>
+      <w:pPr>
+        <w:rPr>
+          <w:lang w:val="en-US"/>
+        </w:rPr>
+      </w:pPr>
+      <w:proofErr w:type="gramStart"/>
+      <w:r>
+        <w:rPr>
+          <w:lang w:val="en-US"/>
+        </w:rPr>
+        <w:t>int[</w:t>
+      </w:r>
+      <w:proofErr w:type="gramEnd"/>
+      <w:r>
+        <w:rPr>
+          <w:lang w:val="en-US"/>
+        </w:rPr>
+        <w:t>] before = new int[10];</w:t>
+      </w:r>
+    </w:p>
+    <w:p>
+      <w:pPr>
+        <w:rPr>
+          <w:lang w:val="en-US"/>
+        </w:rPr>
+      </w:pPr>
+      <w:r>
+        <w:rPr>
+          <w:lang w:val="en-US"/>
+        </w:rPr>
+        <w:t xml:space="preserve">Random </w:t>
+      </w:r>
+      <w:proofErr w:type="spellStart"/>
+      <w:r>
+        <w:rPr>
+          <w:lang w:val="en-US"/>
+        </w:rPr>
+        <w:t>rnd</w:t>
+      </w:r>
+      <w:proofErr w:type="spellEnd"/>
+      <w:r>
+        <w:rPr>
+          <w:lang w:val="en-US"/>
+        </w:rPr>
+        <w:t xml:space="preserve"> = new </w:t>
+      </w:r>
+      <w:proofErr w:type="gramStart"/>
+      <w:r>
+        <w:rPr>
+          <w:lang w:val="en-US"/>
+        </w:rPr>
+        <w:t>Random(</w:t>
+      </w:r>
+      <w:proofErr w:type="gramEnd"/>
+      <w:r>
+        <w:rPr>
+          <w:lang w:val="en-US"/>
+        </w:rPr>
+        <w:t>);</w:t>
+      </w:r>
+    </w:p>
+    <w:p>
+      <w:pPr>
+        <w:rPr>
+          <w:lang w:val="en-US"/>
+        </w:rPr>
+      </w:pPr>
+      <w:proofErr w:type="gramStart"/>
+      <w:r>
+        <w:rPr>
+          <w:lang w:val="en-US"/>
+        </w:rPr>
+        <w:t>int[</w:t>
+      </w:r>
+      <w:proofErr w:type="gramEnd"/>
+      <w:r>
+        <w:rPr>
+          <w:lang w:val="en-US"/>
+        </w:rPr>
+        <w:t>] after = new int[10];</w:t>
+      </w:r>
+    </w:p>
+    <w:p>
+      <w:pPr>
+        <w:rPr>
+          <w:lang w:val="en-US"/>
+        </w:rPr>
+      </w:pPr>
+      <w:r>
+        <w:rPr>
+          <w:lang w:val="en-US"/>
+        </w:rPr>
+        <w:t xml:space="preserve">for (int </w:t>
+      </w:r>
+      <w:proofErr w:type="spellStart"/>
+      <w:r>
+        <w:rPr>
+          <w:lang w:val="en-US"/>
+        </w:rPr>
+        <w:t>i</w:t>
+      </w:r>
+      <w:proofErr w:type="spellEnd"/>
+      <w:r>
+        <w:rPr>
+          <w:lang w:val="en-US"/>
+        </w:rPr>
+        <w:t xml:space="preserve"> = 0; </w:t>
+      </w:r>
+      <w:proofErr w:type="spellStart"/>
+      <w:r>
+        <w:rPr>
+          <w:lang w:val="en-US"/>
+        </w:rPr>
+        <w:t>i</w:t>
+      </w:r>
+      <w:proofErr w:type="spellEnd"/>
+      <w:r>
+        <w:rPr>
+          <w:lang w:val="en-US"/>
+        </w:rPr>
+        <w:t xml:space="preserve"> &lt; </w:t>
+      </w:r>
+      <w:proofErr w:type="spellStart"/>
+      <w:proofErr w:type="gramStart"/>
+      <w:r>
+        <w:rPr>
+          <w:lang w:val="en-US"/>
+        </w:rPr>
+        <w:t>before.Length</w:t>
+      </w:r>
+      <w:proofErr w:type="spellEnd"/>
+      <w:proofErr w:type="gramEnd"/>
+      <w:r>
+        <w:rPr>
+          <w:lang w:val="en-US"/>
+        </w:rPr>
+        <w:t xml:space="preserve">; </w:t>
+      </w:r>
+      <w:proofErr w:type="spellStart"/>
+      <w:r>
+        <w:rPr>
+          <w:lang w:val="en-US"/>
+        </w:rPr>
+        <w:t>i</w:t>
+      </w:r>
+      <w:proofErr w:type="spellEnd"/>
+      <w:r>
+        <w:rPr>
+          <w:lang w:val="en-US"/>
+        </w:rPr>
+        <w:t>++)</w:t>
+      </w:r>
+    </w:p>
+    <w:p>
+      <w:pPr>
+        <w:rPr>
+          <w:lang w:val="en-US"/>
+        </w:rPr>
+      </w:pPr>
+      <w:r>
+        <w:rPr>
+          <w:lang w:val="en-US"/>
+        </w:rPr>
+        <w:t>{</w:t>
+      </w:r>
+    </w:p>
+    <w:p>
+      <w:pPr>
+        <w:rPr>
+          <w:lang w:val="en-US"/>
+        </w:rPr>
+      </w:pPr>
+      <w:r>
+        <w:rPr>
+          <w:lang w:val="en-US"/>
+        </w:rPr>
+        <w:lastRenderedPageBreak/>
+        <w:t xml:space="preserve">    before[</w:t>
+      </w:r>
+      <w:proofErr w:type="spellStart"/>
+      <w:r>
+        <w:rPr>
+          <w:lang w:val="en-US"/>
+        </w:rPr>
+        <w:t>i</w:t>
+      </w:r>
+      <w:proofErr w:type="spellEnd"/>
+      <w:r>
+        <w:rPr>
+          <w:lang w:val="en-US"/>
+        </w:rPr>
+        <w:t xml:space="preserve">] = </w:t>
+      </w:r>
+      <w:proofErr w:type="spellStart"/>
+      <w:proofErr w:type="gramStart"/>
+      <w:r>
+        <w:rPr>
+          <w:lang w:val="en-US"/>
+        </w:rPr>
+        <w:t>rnd.Next</w:t>
+      </w:r>
+      <w:proofErr w:type="spellEnd"/>
+      <w:proofErr w:type="gramEnd"/>
+      <w:r>
+        <w:rPr>
+          <w:lang w:val="en-US"/>
+        </w:rPr>
+        <w:t>(-1001, 1001);</w:t>
+      </w:r>
+    </w:p>
+    <w:p>
+      <w:pPr>
+        <w:rPr>
+          <w:lang w:val="en-US"/>
+        </w:rPr>
+      </w:pPr>
+      <w:r>
+        <w:rPr>
+          <w:lang w:val="en-US"/>
+        </w:rPr>
+        <w:t xml:space="preserve">    if (</w:t>
+      </w:r>
+      <w:proofErr w:type="spellStart"/>
+      <w:r>
+        <w:rPr>
+          <w:lang w:val="en-US"/>
+        </w:rPr>
+        <w:t>i</w:t>
+      </w:r>
+      <w:proofErr w:type="spellEnd"/>
+      <w:r>
+        <w:rPr>
+          <w:lang w:val="en-US"/>
+        </w:rPr>
+        <w:t xml:space="preserve"> &lt; 1000 &amp;&amp; </w:t>
+      </w:r>
+      <w:proofErr w:type="spellStart"/>
+      <w:r>
+        <w:rPr>
+          <w:lang w:val="en-US"/>
+        </w:rPr>
+        <w:t>i</w:t>
+      </w:r>
+      <w:proofErr w:type="spellEnd"/>
+      <w:r>
+        <w:rPr>
+          <w:lang w:val="en-US"/>
+        </w:rPr>
+        <w:t xml:space="preserve"> &gt; -1000)</w:t>
+      </w:r>
+    </w:p>
+    <w:p>
+      <w:pPr>
+        <w:rPr>
+          <w:lang w:val="en-US"/>
+        </w:rPr>
+      </w:pPr>
+      <w:r>
+        <w:rPr>
+          <w:lang w:val="en-US"/>
+        </w:rPr>
+        <w:t xml:space="preserve">    {</w:t>
+      </w:r>
+    </w:p>
+    <w:p>
+      <w:pPr>
+        <w:rPr>
+          <w:lang w:val="en-US"/>
+        </w:rPr>
+      </w:pPr>
+      <w:r>
+        <w:rPr>
+          <w:lang w:val="en-US"/>
+        </w:rPr>
+        <w:t xml:space="preserve">        after[</w:t>
+      </w:r>
+      <w:proofErr w:type="spellStart"/>
+      <w:r>
+        <w:rPr>
+          <w:lang w:val="en-US"/>
+        </w:rPr>
+        <w:t>i</w:t>
+      </w:r>
+      <w:proofErr w:type="spellEnd"/>
+      <w:r>
+        <w:rPr>
+          <w:lang w:val="en-US"/>
+        </w:rPr>
+        <w:t>] = before[</w:t>
+      </w:r>
+      <w:proofErr w:type="spellStart"/>
+      <w:r>
+        <w:rPr>
+          <w:lang w:val="en-US"/>
+        </w:rPr>
+        <w:t>i</w:t>
+      </w:r>
+      <w:proofErr w:type="spellEnd"/>
+      <w:r>
+        <w:rPr>
+          <w:lang w:val="en-US"/>
+        </w:rPr>
+        <w:t>] + 1;</w:t>
+      </w:r>
+    </w:p>
+    <w:p>
+      <w:pPr>
+        <w:rPr>
+          <w:lang w:val="en-US"/>
+        </w:rPr>
+      </w:pPr>
+      <w:r>
+        <w:rPr>
+          <w:lang w:val="en-US"/>
+        </w:rPr>
+        <w:t xml:space="preserve">    }</w:t>
+      </w:r>
+    </w:p>
+    <w:p>
+      <w:pPr>
+        <w:rPr>
+          <w:lang w:val="en-US"/>
+        </w:rPr>
+      </w:pPr>
+      <w:r>
+        <w:rPr>
+          <w:lang w:val="en-US"/>
+        </w:rPr>
+        <w:t>}</w:t>
+      </w:r>
+    </w:p>
+    <w:p>
+      <w:pPr>
+        <w:rPr>
+          <w:lang w:val="en-US"/>
+        </w:rPr>
+      </w:pPr>
+      <w:proofErr w:type="spellStart"/>
+      <w:r>
+        <w:rPr>
+          <w:lang w:val="en-US"/>
+        </w:rPr>
+        <w:t>Console.WriteLine</w:t>
+      </w:r>
+      <w:proofErr w:type="spellEnd"/>
+      <w:r>
+        <w:rPr>
+          <w:lang w:val="en-US"/>
+        </w:rPr>
+        <w:t>("</w:t>
+      </w:r>
+      <w:r>
+        <w:rPr>
+          <w:lang w:val="ru-RU"/>
+        </w:rPr>
+        <w:t>Исходные</w:t>
+      </w:r>
+      <w:r>
+        <w:rPr>
+          <w:lang w:val="en-US"/>
+        </w:rPr>
+        <w:t xml:space="preserve"> </w:t>
+      </w:r>
+      <w:r>
+        <w:rPr>
+          <w:lang w:val="ru-RU"/>
+        </w:rPr>
+        <w:t>числа</w:t>
+      </w:r>
+      <w:r>
+        <w:rPr>
+          <w:lang w:val="en-US"/>
+        </w:rPr>
+        <w:t xml:space="preserve"> ");</w:t>
+      </w:r>
+    </w:p>
+    <w:p>
+      <w:pPr>
+        <w:rPr>
+          <w:lang w:val="en-US"/>
+        </w:rPr>
+      </w:pPr>
+      <w:r>
+        <w:rPr>
+          <w:lang w:val="en-US"/>
+        </w:rPr>
+        <w:t>foreach (int c in before)</w:t>
+      </w:r>
+    </w:p>
+    <w:p>
+      <w:pPr>
+        <w:rPr>
+          <w:lang w:val="en-US"/>
+        </w:rPr>
+      </w:pPr>
+      <w:r>
+        <w:rPr>
+          <w:lang w:val="en-US"/>
+        </w:rPr>
+        <w:t xml:space="preserve">    </w:t>
+      </w:r>
+      <w:proofErr w:type="spellStart"/>
+      <w:r>
+        <w:rPr>
+          <w:lang w:val="en-US"/>
+        </w:rPr>
+        <w:t>Console.WriteLine</w:t>
+      </w:r>
+      <w:proofErr w:type="spellEnd"/>
+      <w:r>
+        <w:rPr>
+          <w:lang w:val="en-US"/>
+        </w:rPr>
+        <w:t xml:space="preserve">(" " + </w:t>
+      </w:r>
+      <w:proofErr w:type="gramStart"/>
+      <w:r>
+        <w:rPr>
+          <w:lang w:val="en-US"/>
+        </w:rPr>
+        <w:t>c )</w:t>
+      </w:r>
+      <w:proofErr w:type="gramEnd"/>
+      <w:r>
+        <w:rPr>
+          <w:lang w:val="en-US"/>
+        </w:rPr>
+        <w:t>;</w:t>
+      </w:r>
+    </w:p>
+    <w:p>
+      <w:pPr>
+        <w:rPr>
+          <w:lang w:val="en-US"/>
+        </w:rPr>
+      </w:pPr>
+      <w:proofErr w:type="spellStart"/>
+      <w:r>
+        <w:rPr>
+          <w:lang w:val="en-US"/>
+        </w:rPr>
+        <w:t>Console.WriteLine</w:t>
+      </w:r>
+      <w:proofErr w:type="spellEnd"/>
+      <w:r>
+        <w:rPr>
+          <w:lang w:val="en-US"/>
+        </w:rPr>
+        <w:t>("</w:t>
+      </w:r>
+      <w:proofErr w:type="spellStart"/>
+      <w:r>
+        <w:rPr>
+          <w:lang w:val="ru-RU"/>
+        </w:rPr>
+        <w:t>Измененнные</w:t>
+      </w:r>
+      <w:proofErr w:type="spellEnd"/>
+      <w:r>
+        <w:rPr>
+          <w:lang w:val="en-US"/>
+        </w:rPr>
+        <w:t xml:space="preserve"> </w:t>
+      </w:r>
+      <w:r>
+        <w:rPr>
+          <w:lang w:val="ru-RU"/>
+        </w:rPr>
+        <w:t>числа</w:t>
+      </w:r>
+      <w:r>
+        <w:rPr>
+          <w:lang w:val="en-US"/>
+        </w:rPr>
+        <w:t xml:space="preserve"> +1");</w:t>
+      </w:r>
+    </w:p>
+    <w:p>
+      <w:pPr>
+        <w:rPr>
+          <w:lang w:val="en-US"/>
+        </w:rPr>
+      </w:pPr>
+      <w:r>
+        <w:rPr>
+          <w:lang w:val="en-US"/>
+        </w:rPr>
+        <w:t>foreach (int z in after)</w:t>
+      </w:r>
+    </w:p>
+    <w:p>
+      <w:pPr>
+        <w:rPr>
+          <w:lang w:val="ru-RU"/>
+        </w:rPr>
+      </w:pPr>
+      <w:r>
+        <w:rPr>
+          <w:lang w:val="en-US"/>
+        </w:rPr>
+        <w:t xml:space="preserve">    </w:t>
+      </w:r>
+      <w:proofErr w:type="spellStart"/>
+      <w:r>
+        <w:rPr>
+          <w:lang w:val="ru-RU"/>
+        </w:rPr>
+        <w:t>Console.Write</w:t>
+      </w:r>
+      <w:proofErr w:type="spellEnd"/>
+      <w:r>
+        <w:rPr>
+          <w:lang w:val="ru-RU"/>
+        </w:rPr>
+        <w:t>(" " + z);</w:t>
+      </w:r>
+    </w:p>
+    <w:p>
+      <w:pPr>
+        <w:rPr>
+          <w:lang w:val="en-US"/>
+        </w:rPr>
+      </w:pPr>
+      <w:r>
+        <w:rPr>
+          <w:lang w:val="en-US"/>
+        </w:rPr>
+        <w:drawing>
+          <wp:inline distT="0" distB="0" distL="0" distR="0" wp14:anchorId="4CA2A46F" wp14:editId="77B825F3">
+            <wp:extent cx="2449902" cy="1524939"/>
+            <wp:effectExtent l="0" t="0" r="7620" b="0"/>
+            <wp:docPr id="6" name="Рисунок 6"/>
+            <wp:cNvGraphicFramePr>
+              <a:graphicFrameLocks xmlns:a="http://schemas.openxmlformats.org/drawingml/2006/main" noChangeAspect="1"/>
+            </wp:cNvGraphicFramePr>
+            <a:graphic xmlns:a="http://schemas.openxmlformats.org/drawingml/2006/main">
+              <a:graphicData uri="http://schemas.openxmlformats.org/drawingml/2006/picture">
+                <pic:pic xmlns:pic="http://schemas.openxmlformats.org/drawingml/2006/picture">
+                  <pic:nvPicPr>
+                    <pic:cNvPr id="1" name=""/>
+                    <pic:cNvPicPr/>
+                  </pic:nvPicPr>
+                  <pic:blipFill>
+                    <a:blip r:embed="rId10"/>
+                    <a:stretch>
+                      <a:fillRect/>
+                    </a:stretch>
+                  </pic:blipFill>
+                  <pic:spPr>
+                    <a:xfrm>
+                      <a:off x="0" y="0"/>
+                      <a:ext cx="2464682" cy="1534139"/>
+                    </a:xfrm>
+                    <a:prstGeom prst="rect">
+                      <a:avLst/>
+                    </a:prstGeom>
+                  </pic:spPr>
+                </pic:pic>
+              </a:graphicData>
+            </a:graphic>
+          </wp:inline>
+        </w:drawing>
+      </w:r>
+    </w:p>
+    <w:p>
+      <w:pPr>
+        <w:rPr>
+          <w:lang w:val="en-US"/>
+        </w:rPr>
+      </w:pPr>
+      <w:r>
+        <w:rPr>
+          <w:lang w:val="ru-RU"/>
+        </w:rPr>
+        <w:t xml:space="preserve">Б1. По готовому массиву цен </w:t>
+      </w:r>
+      <w:proofErr w:type="spellStart"/>
+      <w:r>
+        <w:rPr>
+          <w:lang w:val="ru-RU"/>
+        </w:rPr>
+        <w:t>decimal</w:t>
+      </w:r>
+      <w:proofErr w:type="spellEnd"/>
+      <w:r>
+        <w:rPr>
+          <w:lang w:val="ru-RU"/>
+        </w:rPr>
+        <w:t xml:space="preserve"> создайте новый массив цен после скидки 10%, исходный сохраните; округляйте до двух знаков.</w:t>
+      </w:r>
+    </w:p>
+    <w:p>
+      <w:pPr>
+        <w:rPr>
+          <w:lang w:val="ru-RU"/>
+        </w:rPr>
+      </w:pPr>
+      <w:r>
+        <w:rPr>
+          <w:lang w:val="ru-RU"/>
+        </w:rPr>
+        <w:t xml:space="preserve">А2. Через </w:t>
+      </w:r>
+      <w:proofErr w:type="spellStart"/>
+      <w:r>
+        <w:rPr>
+          <w:lang w:val="ru-RU"/>
+        </w:rPr>
+        <w:t>foreach</w:t>
+      </w:r>
+      <w:proofErr w:type="spellEnd"/>
+      <w:r>
+        <w:rPr>
+          <w:lang w:val="ru-RU"/>
+        </w:rPr>
+        <w:t xml:space="preserve"> выведите непустые строки </w:t>
+      </w:r>
+      <w:proofErr w:type="spellStart"/>
+      <w:proofErr w:type="gramStart"/>
+      <w:r>
+        <w:rPr>
+          <w:lang w:val="ru-RU"/>
+        </w:rPr>
+        <w:t>string</w:t>
+      </w:r>
+      <w:proofErr w:type="spellEnd"/>
+      <w:r>
+        <w:rPr>
+          <w:lang w:val="ru-RU"/>
+        </w:rPr>
+        <w:t>[</w:t>
+      </w:r>
+      <w:proofErr w:type="gramEnd"/>
+      <w:r>
+        <w:rPr>
+          <w:lang w:val="ru-RU"/>
+        </w:rPr>
+        <w:t xml:space="preserve">], элементы не </w:t>
+      </w:r>
+      <w:proofErr w:type="spellStart"/>
+      <w:r>
+        <w:rPr>
+          <w:lang w:val="ru-RU"/>
+        </w:rPr>
+        <w:t>null</w:t>
+      </w:r>
+      <w:proofErr w:type="spellEnd"/>
+      <w:r>
+        <w:rPr>
+          <w:lang w:val="ru-RU"/>
+        </w:rPr>
+        <w:t>.</w:t>
+      </w:r>
+    </w:p>
+    <w:p>
+      <w:pPr>
+        <w:rPr>
+          <w:lang w:val="ru-RU"/>
+        </w:rPr>
+      </w:pPr>
+      <w:r>
+        <w:rPr>
+          <w:lang w:val="ru-RU"/>
+        </w:rPr>
+        <w:t>Б2. Из готового списка файлов выберите названия с расширением .</w:t>
+      </w:r>
+      <w:proofErr w:type="spellStart"/>
+      <w:r>
+        <w:rPr>
+          <w:lang w:val="ru-RU"/>
+        </w:rPr>
+        <w:t>txt</w:t>
+      </w:r>
+      <w:proofErr w:type="spellEnd"/>
+      <w:r>
+        <w:rPr>
+          <w:lang w:val="ru-RU"/>
+        </w:rPr>
+        <w:t xml:space="preserve"> без учёта регистра и выведите их.</w:t>
+      </w:r>
+    </w:p>
+    <w:p>
+      <w:pPr>
+        <w:rPr>
+          <w:lang w:val="ru-RU"/>
+        </w:rPr>
+      </w:pPr>
+    </w:p>
+    <w:p>
+      <w:pPr>
+        <w:rPr>
+          <w:lang w:val="ru-RU"/>
+        </w:rPr>
+      </w:pPr>
+      <w:r>
+        <w:rPr>
+          <w:lang w:val="ru-RU"/>
+        </w:rPr>
+        <w:t>Контрольные вопросы</w:t>
+      </w:r>
+    </w:p>
+    <w:p>
+      <w:pPr>
+        <w:rPr>
+          <w:lang w:val="ru-RU"/>
+        </w:rPr>
+      </w:pPr>
+      <w:r>
+        <w:rPr>
+          <w:lang w:val="ru-RU"/>
+        </w:rPr>
+        <w:t xml:space="preserve">1. В каком порядке выполняются части </w:t>
+      </w:r>
+      <w:proofErr w:type="spellStart"/>
+      <w:r>
+        <w:rPr>
+          <w:lang w:val="ru-RU"/>
+        </w:rPr>
+        <w:t>for</w:t>
+      </w:r>
+      <w:proofErr w:type="spellEnd"/>
+      <w:r>
+        <w:rPr>
+          <w:lang w:val="ru-RU"/>
+        </w:rPr>
+        <w:t>?</w:t>
+      </w:r>
+    </w:p>
+    <w:p>
+      <w:pPr>
+        <w:rPr>
+          <w:lang w:val="ru-RU"/>
+        </w:rPr>
+      </w:pPr>
+      <w:r>
+        <w:rPr>
+          <w:lang w:val="ru-RU"/>
+        </w:rPr>
+        <w:t xml:space="preserve">2. Почему условие i </w:t>
+      </w:r>
+      <w:proofErr w:type="gramStart"/>
+      <w:r>
+        <w:rPr>
+          <w:lang w:val="ru-RU"/>
+        </w:rPr>
+        <w:t xml:space="preserve">&lt; </w:t>
+      </w:r>
+      <w:proofErr w:type="spellStart"/>
+      <w:r>
+        <w:rPr>
+          <w:lang w:val="ru-RU"/>
+        </w:rPr>
+        <w:t>Length</w:t>
+      </w:r>
+      <w:proofErr w:type="spellEnd"/>
+      <w:proofErr w:type="gramEnd"/>
+      <w:r>
+        <w:rPr>
+          <w:lang w:val="ru-RU"/>
+        </w:rPr>
+        <w:t xml:space="preserve"> корректно для массива?</w:t>
+      </w:r>
+    </w:p>
+    <w:p>
+      <w:pPr>
+        <w:rPr>
+          <w:lang w:val="ru-RU"/>
+        </w:rPr>
+      </w:pPr>
+      <w:r>
+        <w:rPr>
+          <w:lang w:val="ru-RU"/>
+        </w:rPr>
+        <w:t>3. Как организовать обратный обход пустого массива?</w:t>
+      </w:r>
+    </w:p>
+    <w:p>
+      <w:pPr>
+        <w:rPr>
+          <w:lang w:val="ru-RU"/>
+        </w:rPr>
+      </w:pPr>
+      <w:r>
+        <w:rPr>
+          <w:lang w:val="ru-RU"/>
+        </w:rPr>
+        <w:t xml:space="preserve">4. Когда </w:t>
+      </w:r>
+      <w:proofErr w:type="spellStart"/>
+      <w:r>
+        <w:rPr>
+          <w:lang w:val="ru-RU"/>
+        </w:rPr>
+        <w:t>foreach</w:t>
+      </w:r>
+      <w:proofErr w:type="spellEnd"/>
+      <w:r>
+        <w:rPr>
+          <w:lang w:val="ru-RU"/>
+        </w:rPr>
+        <w:t xml:space="preserve"> удобнее </w:t>
+      </w:r>
+      <w:proofErr w:type="spellStart"/>
+      <w:r>
+        <w:rPr>
+          <w:lang w:val="ru-RU"/>
+        </w:rPr>
+        <w:t>for</w:t>
+      </w:r>
+      <w:proofErr w:type="spellEnd"/>
+      <w:r>
+        <w:rPr>
+          <w:lang w:val="ru-RU"/>
+        </w:rPr>
+        <w:t>?</w:t>
+      </w:r>
+    </w:p>
+    <w:p>
+      <w:pPr>
+        <w:rPr>
+          <w:lang w:val="ru-RU"/>
+        </w:rPr>
+      </w:pPr>
+      <w:r>
+        <w:rPr>
+          <w:lang w:val="ru-RU"/>
+        </w:rPr>
+        <w:t xml:space="preserve">5. Почему </w:t>
+      </w:r>
+      <w:proofErr w:type="spellStart"/>
+      <w:r>
+        <w:rPr>
+          <w:lang w:val="ru-RU"/>
+        </w:rPr>
+        <w:t>foreach</w:t>
+      </w:r>
+      <w:proofErr w:type="spellEnd"/>
+      <w:r>
+        <w:rPr>
+          <w:lang w:val="ru-RU"/>
+        </w:rPr>
+        <w:t xml:space="preserve"> не используют для замены элементов массива?</w:t>
+      </w:r>
+    </w:p>
+    <w:p>
+      <w:pPr>
+        <w:rPr>
+          <w:lang w:val="ru-RU"/>
+        </w:rPr>
+      </w:pPr>
+      <w:r>
+        <w:rPr>
+          <w:lang w:val="ru-RU"/>
+        </w:rPr>
+        <w:t xml:space="preserve">6. Можно ли изменять тот же List при </w:t>
+      </w:r>
+      <w:proofErr w:type="spellStart"/>
+      <w:r>
+        <w:rPr>
+          <w:lang w:val="ru-RU"/>
+        </w:rPr>
+        <w:t>foreach</w:t>
+      </w:r>
+      <w:proofErr w:type="spellEnd"/>
+      <w:r>
+        <w:rPr>
+          <w:lang w:val="ru-RU"/>
+        </w:rPr>
+        <w:t>?</w:t>
+      </w:r>
+    </w:p>
+    <w:p>
+      <w:pPr>
+        <w:rPr>
+          <w:lang w:val="ru-RU"/>
+        </w:rPr>
+      </w:pPr>
+      <w:r>
+        <w:rPr>
+          <w:lang w:val="ru-RU"/>
+        </w:rPr>
+        <w:t>7. Почему Ё нужно добавлять отдельно?</w:t>
+      </w:r>
+    </w:p>
+    <w:p>
+      <w:pPr>
+        <w:rPr>
+          <w:lang w:val="ru-RU"/>
+        </w:rPr>
+      </w:pPr>
+      <w:r>
+        <w:rPr>
+          <w:lang w:val="ru-RU"/>
+        </w:rPr>
+        <w:t>8. Чем чётные индексы отличаются от чётных значений?</w:t>
+      </w:r>
+    </w:p>
+    <w:p>
+      <w:pPr>
+        <w:rPr>
+          <w:lang w:val="ru-RU"/>
+        </w:rPr>
+      </w:pPr>
+      <w:r>
+        <w:rPr>
+          <w:lang w:val="ru-RU"/>
+        </w:rPr>
+        <w:lastRenderedPageBreak/>
+        <w:t>9. Как проверить отсутствие подходящих элементов?</w:t>
+      </w:r>
+    </w:p>
+    <w:p>
+      <w:pPr>
+        <w:rPr>
+          <w:lang w:val="ru-RU"/>
+        </w:rPr>
+      </w:pPr>
+      <w:r>
+        <w:rPr>
+          <w:lang w:val="ru-RU"/>
+        </w:rPr>
+        <w:t>10. Сколько действий даёт вложенный цикл R × C?</w:t>
+      </w:r>
+    </w:p>
+    <w:p>
+      <w:pPr>
+        <w:rPr>
+          <w:lang w:val="ru-RU"/>
+        </w:rPr>
+      </w:pPr>
+    </w:p>
     <w:sectPr>
       <w:pgSz w:w="11906" w:h="16838"/>
       <w:pgMar w:top="1134" w:right="850" w:bottom="1134" w:left="1701" w:header="708" w:footer="708" w:gutter="0"/>
